--- a/Prompt_to_Cursor_Latest_Instructions.docx
+++ b/Prompt_to_Cursor_Latest_Instructions.docx
@@ -5,563 +5,510 @@
     <w:p>
       <w:pPr>
         <w:rPr>
-          <w:lang w:val="en-US"/>
-        </w:rPr>
-      </w:pPr>
-      <w:r>
-        <w:rPr>
-          <w:lang w:val="en-US"/>
-        </w:rPr>
-        <w:t>This folder (</w:t>
+          <w:rFonts w:ascii="Calibri" w:eastAsia="Times New Roman" w:hAnsi="Calibri" w:cs="Calibri"/>
+          <w:color w:val="000000"/>
+          <w:kern w:val="0"/>
+          <w:lang w:val="en-IN" w:eastAsia="en-IN"/>
+          <w14:ligatures w14:val="none"/>
+        </w:rPr>
+      </w:pPr>
+      <w:r>
+        <w:rPr>
+          <w:rFonts w:ascii="Calibri" w:eastAsia="Times New Roman" w:hAnsi="Calibri" w:cs="Calibri"/>
+          <w:color w:val="000000"/>
+          <w:kern w:val="0"/>
+          <w:lang w:val="en-IN" w:eastAsia="en-IN"/>
+          <w14:ligatures w14:val="none"/>
+        </w:rPr>
+        <w:t xml:space="preserve">In the </w:t>
       </w:r>
       <w:proofErr w:type="spellStart"/>
       <w:r>
         <w:rPr>
-          <w:lang w:val="en-US"/>
-        </w:rPr>
-        <w:t>Database_Demo</w:t>
+          <w:rFonts w:ascii="Calibri" w:eastAsia="Times New Roman" w:hAnsi="Calibri" w:cs="Calibri"/>
+          <w:color w:val="000000"/>
+          <w:kern w:val="0"/>
+          <w:lang w:val="en-IN" w:eastAsia="en-IN"/>
+          <w14:ligatures w14:val="none"/>
+        </w:rPr>
+        <w:t>Biomarker_Prospective_Study_Cancer</w:t>
       </w:r>
       <w:proofErr w:type="spellEnd"/>
       <w:r>
         <w:rPr>
-          <w:lang w:val="en-US"/>
-        </w:rPr>
-        <w:t xml:space="preserve">) has a sub-folder called </w:t>
-      </w:r>
-      <w:proofErr w:type="spellStart"/>
-      <w:r>
-        <w:rPr>
-          <w:lang w:val="en-US"/>
-        </w:rPr>
-        <w:t>Differential_Expression_Data_From_Literature</w:t>
-      </w:r>
-      <w:proofErr w:type="spellEnd"/>
-      <w:r>
-        <w:rPr>
-          <w:lang w:val="en-US"/>
-        </w:rPr>
-        <w:t xml:space="preserve">, which contains two sub-folders called </w:t>
-      </w:r>
-      <w:proofErr w:type="spellStart"/>
-      <w:r>
-        <w:rPr>
-          <w:lang w:val="en-US"/>
-        </w:rPr>
-        <w:t>Differential_Gene_Expression_Data</w:t>
-      </w:r>
-      <w:proofErr w:type="spellEnd"/>
-      <w:r>
-        <w:rPr>
-          <w:lang w:val="en-US"/>
-        </w:rPr>
-        <w:t xml:space="preserve"> and </w:t>
-      </w:r>
-      <w:proofErr w:type="spellStart"/>
-      <w:r>
-        <w:rPr>
-          <w:lang w:val="en-US"/>
-        </w:rPr>
-        <w:t>Differential_Protein_Expression_Data</w:t>
-      </w:r>
-      <w:proofErr w:type="spellEnd"/>
-      <w:r>
-        <w:rPr>
-          <w:lang w:val="en-US"/>
-        </w:rPr>
-        <w:t xml:space="preserve">. Each of these sub-folders contains two CSV files of the name-formats </w:t>
-      </w:r>
-      <w:proofErr w:type="spellStart"/>
-      <w:r>
-        <w:rPr>
-          <w:lang w:val="en-US"/>
-        </w:rPr>
-        <w:t>Differential_Gene</w:t>
-      </w:r>
-      <w:proofErr w:type="spellEnd"/>
-      <w:r>
-        <w:rPr>
-          <w:lang w:val="en-US"/>
-        </w:rPr>
-        <w:t xml:space="preserve"> or Protein_Expression_Data_From_Literature.csv and </w:t>
-      </w:r>
-      <w:proofErr w:type="spellStart"/>
-      <w:r>
-        <w:rPr>
-          <w:lang w:val="en-US"/>
-        </w:rPr>
-        <w:t>Differential_Gene</w:t>
-      </w:r>
-      <w:proofErr w:type="spellEnd"/>
-      <w:r>
-        <w:rPr>
-          <w:lang w:val="en-US"/>
-        </w:rPr>
-        <w:t xml:space="preserve"> or Protein_Expression_Data_From_Literature_Direct_Quote.csv. Add the data in each of these CSV files to the SQL database, keeping the same base file name for the name of the table as the CSV file that the data for the table is drawn from. Please update the text displayed in the open/plain part of the Cancer Literature section to include a blank line below the existing text, followed by the following text, starting from the line after this blank one:</w:t>
-      </w:r>
-    </w:p>
-    <w:p>
-      <w:pPr>
-        <w:rPr>
-          <w:lang w:val="en-US"/>
-        </w:rPr>
-      </w:pPr>
-      <w:r>
-        <w:rPr>
-          <w:lang w:val="en-US"/>
-        </w:rPr>
-        <w:t>“After uploading 50 of these research article PDF files, for articles from 1996</w:t>
-      </w:r>
-      <w:r>
-        <w:rPr>
-          <w:rFonts w:cstheme="minorHAnsi"/>
-          <w:lang w:val="en-US"/>
-        </w:rPr>
-        <w:t>–2017,</w:t>
-      </w:r>
-      <w:r>
-        <w:rPr>
-          <w:lang w:val="en-US"/>
-        </w:rPr>
-        <w:t xml:space="preserve"> to Google’s Notebook LM AI (</w:t>
+          <w:rFonts w:ascii="Calibri" w:eastAsia="Times New Roman" w:hAnsi="Calibri" w:cs="Calibri"/>
+          <w:color w:val="000000"/>
+          <w:kern w:val="0"/>
+          <w:lang w:val="en-IN" w:eastAsia="en-IN"/>
+          <w14:ligatures w14:val="none"/>
+        </w:rPr>
+        <w:t xml:space="preserve"> sub-folder, there is a CSV file called “</w:t>
+      </w:r>
+      <w:r>
+        <w:rPr>
+          <w:rFonts w:ascii="Calibri" w:eastAsia="Times New Roman" w:hAnsi="Calibri" w:cs="Calibri"/>
+          <w:color w:val="000000"/>
+          <w:kern w:val="0"/>
+          <w:lang w:val="en-IN" w:eastAsia="en-IN"/>
+          <w14:ligatures w14:val="none"/>
+        </w:rPr>
+        <w:t>Biomarkers_in_Cancer_Prospective_Studies_Data_Table.csv</w:t>
+      </w:r>
+      <w:r>
+        <w:rPr>
+          <w:rFonts w:ascii="Calibri" w:eastAsia="Times New Roman" w:hAnsi="Calibri" w:cs="Calibri"/>
+          <w:color w:val="000000"/>
+          <w:kern w:val="0"/>
+          <w:lang w:val="en-IN" w:eastAsia="en-IN"/>
+          <w14:ligatures w14:val="none"/>
+        </w:rPr>
+        <w:t>” that lists data on biomarkers or potential biomarkers associated with various types of cancer. Please update the SQL database to include a table that uses the same base file name as this CSV file and contains the same data as it does- same field names/headers and same values in the data rows. Update the Diagnostics section to replace the existing text message below the top-level menu with the following message, while preserving the font and font size: ‘This section displays the data on biomarkers that were gathered from the literature, through a PubMed (</w:t>
       </w:r>
       <w:hyperlink r:id="rId5" w:history="1">
         <w:r>
           <w:rPr>
             <w:rStyle w:val="Hyperlink"/>
-            <w:lang w:val="en-US"/>
+            <w:rFonts w:ascii="Calibri" w:eastAsia="Times New Roman" w:hAnsi="Calibri" w:cs="Calibri"/>
+            <w:kern w:val="0"/>
+            <w:lang w:val="en-IN" w:eastAsia="en-IN"/>
+            <w14:ligatures w14:val="none"/>
           </w:rPr>
-          <w:t>https://notebooklm.google.com/</w:t>
+          <w:t>https://pubmed.ncbi.nlm.nih.gov/</w:t>
         </w:r>
       </w:hyperlink>
       <w:r>
         <w:rPr>
-          <w:lang w:val="en-US"/>
-        </w:rPr>
-        <w:t xml:space="preserve"> ), the following prompt was posed to Notebook LM:</w:t>
+          <w:rFonts w:ascii="Calibri" w:eastAsia="Times New Roman" w:hAnsi="Calibri" w:cs="Calibri"/>
+          <w:color w:val="000000"/>
+          <w:kern w:val="0"/>
+          <w:lang w:val="en-IN" w:eastAsia="en-IN"/>
+          <w14:ligatures w14:val="none"/>
+        </w:rPr>
+        <w:t xml:space="preserve"> ) Advanced Search for “biomarker” AND “prospective study” AND a set of terms for various types of cancer (e.g.: sarcoma, lymphoma, myeloma, etc…, separated by ‘OR’ separators) The fields with drop-down menus can be used to filter the rows. For now, the filters applied are simple exact-matching searches. In the future, this exact-matching of search query terms will be replaced by more sophisticated automated term matching (ATM) logic similar to that in the search bars in PubMed.‘ Below this message will be a large rectangular display panel (wider than it is tall) that will display the contents of the </w:t>
+      </w:r>
+      <w:proofErr w:type="spellStart"/>
+      <w:r>
+        <w:rPr>
+          <w:rFonts w:ascii="Calibri" w:eastAsia="Times New Roman" w:hAnsi="Calibri" w:cs="Calibri"/>
+          <w:color w:val="000000"/>
+          <w:kern w:val="0"/>
+          <w:lang w:val="en-IN" w:eastAsia="en-IN"/>
+          <w14:ligatures w14:val="none"/>
+        </w:rPr>
+        <w:t>Biomarkers_in_Cancer_Prospective_Studies_Data_Table</w:t>
+      </w:r>
+      <w:proofErr w:type="spellEnd"/>
+      <w:r>
+        <w:rPr>
+          <w:rFonts w:ascii="Calibri" w:eastAsia="Times New Roman" w:hAnsi="Calibri" w:cs="Calibri"/>
+          <w:color w:val="000000"/>
+          <w:kern w:val="0"/>
+          <w:lang w:val="en-IN" w:eastAsia="en-IN"/>
+          <w14:ligatures w14:val="none"/>
+        </w:rPr>
+        <w:t xml:space="preserve"> table from the SQL database. The panel will bear a label just above it, and left-aligned, that will read “Biomarker Data From Literature”. The Protein_Gene_or_Other, </w:t>
+      </w:r>
+      <w:proofErr w:type="spellStart"/>
+      <w:r>
+        <w:rPr>
+          <w:rFonts w:ascii="Calibri" w:eastAsia="Times New Roman" w:hAnsi="Calibri" w:cs="Calibri"/>
+          <w:color w:val="000000"/>
+          <w:kern w:val="0"/>
+          <w:lang w:val="en-IN" w:eastAsia="en-IN"/>
+          <w14:ligatures w14:val="none"/>
+        </w:rPr>
+        <w:t>Predictive_Prognostic_or_Diagnostic</w:t>
+      </w:r>
+      <w:proofErr w:type="spellEnd"/>
+      <w:r>
+        <w:rPr>
+          <w:rFonts w:ascii="Calibri" w:eastAsia="Times New Roman" w:hAnsi="Calibri" w:cs="Calibri"/>
+          <w:color w:val="000000"/>
+          <w:kern w:val="0"/>
+          <w:lang w:val="en-IN" w:eastAsia="en-IN"/>
+          <w14:ligatures w14:val="none"/>
+        </w:rPr>
+        <w:t xml:space="preserve">, </w:t>
+      </w:r>
+      <w:proofErr w:type="spellStart"/>
+      <w:r>
+        <w:rPr>
+          <w:rFonts w:ascii="Calibri" w:eastAsia="Times New Roman" w:hAnsi="Calibri" w:cs="Calibri"/>
+          <w:color w:val="000000"/>
+          <w:kern w:val="0"/>
+          <w:lang w:val="en-IN" w:eastAsia="en-IN"/>
+          <w14:ligatures w14:val="none"/>
+        </w:rPr>
+        <w:t>Type_of_Cancer_or_Disease</w:t>
+      </w:r>
+      <w:proofErr w:type="spellEnd"/>
+      <w:r>
+        <w:rPr>
+          <w:rFonts w:ascii="Calibri" w:eastAsia="Times New Roman" w:hAnsi="Calibri" w:cs="Calibri"/>
+          <w:color w:val="000000"/>
+          <w:kern w:val="0"/>
+          <w:lang w:val="en-IN" w:eastAsia="en-IN"/>
+          <w14:ligatures w14:val="none"/>
+        </w:rPr>
+        <w:t xml:space="preserve">, </w:t>
+      </w:r>
+      <w:proofErr w:type="spellStart"/>
+      <w:r>
+        <w:rPr>
+          <w:rFonts w:ascii="Calibri" w:eastAsia="Times New Roman" w:hAnsi="Calibri" w:cs="Calibri"/>
+          <w:color w:val="000000"/>
+          <w:kern w:val="0"/>
+          <w:lang w:val="en-IN" w:eastAsia="en-IN"/>
+          <w14:ligatures w14:val="none"/>
+        </w:rPr>
+        <w:t>Year_of_Publication</w:t>
+      </w:r>
+      <w:proofErr w:type="spellEnd"/>
+      <w:r>
+        <w:rPr>
+          <w:rFonts w:ascii="Calibri" w:eastAsia="Times New Roman" w:hAnsi="Calibri" w:cs="Calibri"/>
+          <w:color w:val="000000"/>
+          <w:kern w:val="0"/>
+          <w:lang w:val="en-IN" w:eastAsia="en-IN"/>
+          <w14:ligatures w14:val="none"/>
+        </w:rPr>
+        <w:t xml:space="preserve">, and </w:t>
+      </w:r>
+      <w:proofErr w:type="spellStart"/>
+      <w:r>
+        <w:rPr>
+          <w:rFonts w:ascii="Calibri" w:eastAsia="Times New Roman" w:hAnsi="Calibri" w:cs="Calibri"/>
+          <w:color w:val="000000"/>
+          <w:kern w:val="0"/>
+          <w:lang w:val="en-IN" w:eastAsia="en-IN"/>
+          <w14:ligatures w14:val="none"/>
+        </w:rPr>
+        <w:t>Country_of_Participants</w:t>
+      </w:r>
+      <w:proofErr w:type="spellEnd"/>
+      <w:r>
+        <w:rPr>
+          <w:rFonts w:ascii="Calibri" w:eastAsia="Times New Roman" w:hAnsi="Calibri" w:cs="Calibri"/>
+          <w:color w:val="000000"/>
+          <w:kern w:val="0"/>
+          <w:lang w:val="en-IN" w:eastAsia="en-IN"/>
+          <w14:ligatures w14:val="none"/>
+        </w:rPr>
+        <w:t xml:space="preserve"> fields of the displayed table in the display panel will each have a drop-down menu-indicating downward arrow, like the one for the </w:t>
+      </w:r>
+      <w:proofErr w:type="spellStart"/>
+      <w:r>
+        <w:rPr>
+          <w:rFonts w:ascii="Calibri" w:eastAsia="Times New Roman" w:hAnsi="Calibri" w:cs="Calibri"/>
+          <w:color w:val="000000"/>
+          <w:kern w:val="0"/>
+          <w:lang w:val="en-IN" w:eastAsia="en-IN"/>
+          <w14:ligatures w14:val="none"/>
+        </w:rPr>
+        <w:t>Year_of_Publication</w:t>
+      </w:r>
+      <w:proofErr w:type="spellEnd"/>
+      <w:r>
+        <w:rPr>
+          <w:rFonts w:ascii="Calibri" w:eastAsia="Times New Roman" w:hAnsi="Calibri" w:cs="Calibri"/>
+          <w:color w:val="000000"/>
+          <w:kern w:val="0"/>
+          <w:lang w:val="en-IN" w:eastAsia="en-IN"/>
+          <w14:ligatures w14:val="none"/>
+        </w:rPr>
+        <w:t xml:space="preserve"> field in the tabular display panel in the Cancer Proteomics section. The drop-down menus that are displayed by clicking on these field titles/headers bearing the drop-down menu downward arrow icon will display a non-redundant list of values from the corresponding column, arranged in descending alphabetical order for all these drop-down menu-bearing fields, except for </w:t>
+      </w:r>
+      <w:proofErr w:type="spellStart"/>
+      <w:r>
+        <w:rPr>
+          <w:rFonts w:ascii="Calibri" w:eastAsia="Times New Roman" w:hAnsi="Calibri" w:cs="Calibri"/>
+          <w:color w:val="000000"/>
+          <w:kern w:val="0"/>
+          <w:lang w:val="en-IN" w:eastAsia="en-IN"/>
+          <w14:ligatures w14:val="none"/>
+        </w:rPr>
+        <w:t>Year_of_Publication</w:t>
+      </w:r>
+      <w:proofErr w:type="spellEnd"/>
+      <w:r>
+        <w:rPr>
+          <w:rFonts w:ascii="Calibri" w:eastAsia="Times New Roman" w:hAnsi="Calibri" w:cs="Calibri"/>
+          <w:color w:val="000000"/>
+          <w:kern w:val="0"/>
+          <w:lang w:val="en-IN" w:eastAsia="en-IN"/>
+          <w14:ligatures w14:val="none"/>
+        </w:rPr>
+        <w:t>, which will have its drop-down menu options arranged in a top-to-bottom descending order of values. All of these drop-down menus will also display an option called “All” at the top of the menu. Clicking on the “All” option of one of these drop-down menus resets the table to display all the rows, showing all the available values of the same column, except those rows currently hidden by the filtering logic of the other drop-down menus in the table. Clicking on any other option- besides “All”- in any of these drop-down menus causes the rows to be filtered to only display rows that contain exactly the same value, in the same column, as the option of the drop-down menu that was clicked. Add a button labelled “Download Displayed Biomarker Data From Literature” just below the display panel. Clicking on the button triggers a download of any currently displayed tabular data in the panel, as an output CSV file named “Biomarker_Data_From_Literature.csv”.</w:t>
       </w:r>
     </w:p>
     <w:p>
       <w:pPr>
         <w:rPr>
-          <w:lang w:val="en-US"/>
-        </w:rPr>
-      </w:pPr>
-      <w:r>
-        <w:rPr>
-          <w:lang w:val="en-US"/>
-        </w:rPr>
-        <w:t xml:space="preserve">Assume that you are </w:t>
-      </w:r>
-      <w:r>
-        <w:rPr>
-          <w:lang w:val="en-US"/>
-        </w:rPr>
-        <w:t xml:space="preserve">a </w:t>
-      </w:r>
-      <w:r>
-        <w:rPr>
-          <w:lang w:val="en-US"/>
-        </w:rPr>
-        <w:t>cancer researcher with 20+ years of experience, especially in the fields of differential gene and protein expression. Please read the entire contents of all 50 research articles uploaded here and filter the articles to identify those that explicitly mention differential gene</w:t>
-      </w:r>
-      <w:r>
-        <w:rPr>
-          <w:lang w:val="en-US"/>
-        </w:rPr>
-        <w:t>/protein</w:t>
-      </w:r>
-      <w:r>
-        <w:rPr>
-          <w:lang w:val="en-US"/>
-        </w:rPr>
-        <w:t xml:space="preserve"> expression in a cancer vs normal or cancer vs </w:t>
-      </w:r>
-      <w:proofErr w:type="spellStart"/>
-      <w:r>
-        <w:rPr>
-          <w:lang w:val="en-US"/>
-        </w:rPr>
-        <w:t>paratumoral</w:t>
-      </w:r>
-      <w:proofErr w:type="spellEnd"/>
-      <w:r>
-        <w:rPr>
-          <w:lang w:val="en-US"/>
-        </w:rPr>
-        <w:t xml:space="preserve"> or test-condition for cancer vs control-condition for cancer context. Next, on these filtered results, apply another filter to identify those research papers in which the fold change or biological fold change is reported either in result tables in the papers or somewhere in the main text. Tabulate these fold changes (which may have been reported in their source research papers directly or as a logarithm of the fold change) in one column, followed by the type of fold change reported (direct,</w:t>
-      </w:r>
-      <w:r>
-        <w:rPr>
-          <w:lang w:val="en-US"/>
-        </w:rPr>
-        <w:t xml:space="preserve"> </w:t>
-      </w:r>
-      <w:r>
-        <w:rPr>
-          <w:lang w:val="en-US"/>
-        </w:rPr>
-        <w:t>log to the base 2, log to the base 10, etc...) in the next column, the citation of the research paper from which this value was sourced (as reported in the research paper in question) in the next column</w:t>
-      </w:r>
-      <w:r>
-        <w:rPr>
-          <w:lang w:val="en-US"/>
-        </w:rPr>
-        <w:t xml:space="preserve"> (for searching for the citation, use the full citation reported in the bibliography for the fold change value being reported in your result table, citing the full citation for the research paper for which PDF file has been named, in cases in which the fold change value is a research finding being reported as a part of the results of the research paper after which the PDF file has been named)</w:t>
-      </w:r>
-      <w:r>
-        <w:rPr>
-          <w:lang w:val="en-US"/>
-        </w:rPr>
-        <w:t xml:space="preserve">, followed by the type of cancer for which the fold change was reported, followed by the category of comparison (e.g. tumor/cancer vs normal, tumor/cancer vs </w:t>
-      </w:r>
-      <w:proofErr w:type="spellStart"/>
-      <w:r>
-        <w:rPr>
-          <w:lang w:val="en-US"/>
-        </w:rPr>
-        <w:t>paratumoral</w:t>
-      </w:r>
-      <w:proofErr w:type="spellEnd"/>
-      <w:r>
-        <w:rPr>
-          <w:lang w:val="en-US"/>
-        </w:rPr>
-        <w:t xml:space="preserve">, tumor/cancer with test condition (e.g.: drug being tested) vs tumor/cancer with control/vector control, etc...). </w:t>
-      </w:r>
-      <w:r>
-        <w:rPr>
-          <w:lang w:val="en-US"/>
-        </w:rPr>
-        <w:t>Restrict the set of fold change values reported in the result tables such that you report only those fold change values that pertain to fold changes in the expression of human (</w:t>
-      </w:r>
-      <w:r>
-        <w:rPr>
-          <w:i/>
-          <w:iCs/>
-          <w:lang w:val="en-US"/>
-        </w:rPr>
-        <w:t>Homo sapiens</w:t>
-      </w:r>
-      <w:r>
-        <w:rPr>
-          <w:lang w:val="en-US"/>
-        </w:rPr>
-        <w:t xml:space="preserve">) proteins or genes. </w:t>
-      </w:r>
-      <w:r>
-        <w:rPr>
-          <w:lang w:val="en-US"/>
-        </w:rPr>
-        <w:t>Report data for fold change values found in these research papers only if they are defin</w:t>
-      </w:r>
-      <w:r>
-        <w:rPr>
-          <w:lang w:val="en-US"/>
-        </w:rPr>
-        <w:t>i</w:t>
-      </w:r>
-      <w:r>
-        <w:rPr>
-          <w:lang w:val="en-US"/>
-        </w:rPr>
-        <w:t>t</w:t>
-      </w:r>
-      <w:r>
-        <w:rPr>
-          <w:lang w:val="en-US"/>
-        </w:rPr>
-        <w:t>e</w:t>
-      </w:r>
-      <w:r>
-        <w:rPr>
-          <w:lang w:val="en-US"/>
-        </w:rPr>
-        <w:t>ly present in them. Please do not impute/hallucinate any data in the table. I would rather have no results in the table than have fabricated/false/hallucinated results in it. Thanks!</w:t>
-      </w:r>
-      <w:r>
-        <w:rPr>
-          <w:lang w:val="en-US"/>
-        </w:rPr>
-        <w:t xml:space="preserve"> </w:t>
-      </w:r>
-      <w:r>
-        <w:rPr>
-          <w:lang w:val="en-US"/>
-        </w:rPr>
-        <w:t xml:space="preserve">If you have </w:t>
-      </w:r>
-      <w:r>
-        <w:rPr>
-          <w:lang w:val="en-US"/>
-        </w:rPr>
-        <w:t xml:space="preserve">searched </w:t>
-      </w:r>
-      <w:r>
-        <w:rPr>
-          <w:lang w:val="en-US"/>
-        </w:rPr>
-        <w:t>for both differential protein expression as well as differential gene expression in the first filter applied, then please split the results table into two results tables- one for each of these two categories.</w:t>
-      </w:r>
+          <w:rFonts w:ascii="Calibri" w:eastAsia="Times New Roman" w:hAnsi="Calibri" w:cs="Calibri"/>
+          <w:color w:val="000000"/>
+          <w:kern w:val="0"/>
+          <w:lang w:val="en-IN" w:eastAsia="en-IN"/>
+          <w14:ligatures w14:val="none"/>
+        </w:rPr>
+      </w:pPr>
     </w:p>
     <w:p>
-      <w:pPr>
-        <w:rPr>
-          <w:lang w:val="en-US"/>
-        </w:rPr>
-      </w:pPr>
-      <w:r>
-        <w:rPr>
-          <w:lang w:val="en-US"/>
-        </w:rPr>
-        <w:t>In each result table, please add an Experiment column at the immediate right side of the one reporting fold change type. Populate it with the type of experiment used to obtain the fold change data (e.g.: mRNA sequencing, microarray, etc…) as sourced from the respective source research paper in which the fold change value in question was reported.</w:t>
-      </w:r>
-    </w:p>
-    <w:p>
-      <w:pPr>
-        <w:rPr>
-          <w:lang w:val="en-US"/>
-        </w:rPr>
-      </w:pPr>
-      <w:r>
-        <w:rPr>
-          <w:lang w:val="en-US"/>
-        </w:rPr>
-        <w:t xml:space="preserve">Please add columns titled Protein Name and Gene Name, to the immediate left of the column reporting the fold change value. Populate these columns, in each row below the title/header row, with the corresponding protein name and gene name, respectively, associated with the protein/gene for which the expression fold change value was reported, in the PDF file (research paper) from which the value was sourced. If either the protein name or the gene name associated with the </w:t>
-      </w:r>
-      <w:r>
-        <w:rPr>
-          <w:lang w:val="en-US"/>
+      <w:r>
+        <w:rPr>
+          <w:rFonts w:ascii="Calibri" w:eastAsia="Times New Roman" w:hAnsi="Calibri" w:cs="Calibri"/>
+          <w:color w:val="000000"/>
+          <w:kern w:val="0"/>
+          <w:lang w:val="en-IN" w:eastAsia="en-IN"/>
+          <w14:ligatures w14:val="none"/>
+        </w:rPr>
+        <w:t xml:space="preserve">From the </w:t>
+      </w:r>
+      <w:proofErr w:type="spellStart"/>
+      <w:r>
+        <w:rPr>
+          <w:rFonts w:ascii="Calibri" w:eastAsia="Times New Roman" w:hAnsi="Calibri" w:cs="Calibri"/>
+          <w:color w:val="000000"/>
+          <w:kern w:val="0"/>
+          <w:lang w:val="en-IN" w:eastAsia="en-IN"/>
+          <w14:ligatures w14:val="none"/>
+        </w:rPr>
+        <w:t>Biomarkers_in_Cancer_Prospective_Studies_Data_Table</w:t>
+      </w:r>
+      <w:proofErr w:type="spellEnd"/>
+      <w:r>
+        <w:rPr>
+          <w:rFonts w:ascii="Calibri" w:eastAsia="Times New Roman" w:hAnsi="Calibri" w:cs="Calibri"/>
+          <w:color w:val="000000"/>
+          <w:kern w:val="0"/>
+          <w:lang w:val="en-IN" w:eastAsia="en-IN"/>
+          <w14:ligatures w14:val="none"/>
+        </w:rPr>
+        <w:t xml:space="preserve"> table in the SQL database, make two derivative tables in the database called </w:t>
+      </w:r>
+      <w:proofErr w:type="spellStart"/>
+      <w:r>
+        <w:rPr>
+          <w:rFonts w:ascii="Calibri" w:eastAsia="Times New Roman" w:hAnsi="Calibri" w:cs="Calibri"/>
+          <w:color w:val="000000"/>
+          <w:kern w:val="0"/>
+          <w:lang w:val="en-IN" w:eastAsia="en-IN"/>
+          <w14:ligatures w14:val="none"/>
+        </w:rPr>
+        <w:t>Gene_</w:t>
+      </w:r>
+      <w:r>
+        <w:rPr>
+          <w:rFonts w:ascii="Calibri" w:eastAsia="Times New Roman" w:hAnsi="Calibri" w:cs="Calibri"/>
+          <w:color w:val="000000"/>
+          <w:kern w:val="0"/>
+          <w:lang w:val="en-IN" w:eastAsia="en-IN"/>
+          <w14:ligatures w14:val="none"/>
+        </w:rPr>
+        <w:t>Biomarkers_in_Cancer_Prospective_Studies_Data_Table</w:t>
+      </w:r>
+      <w:proofErr w:type="spellEnd"/>
+      <w:r>
+        <w:rPr>
+          <w:rFonts w:ascii="Calibri" w:eastAsia="Times New Roman" w:hAnsi="Calibri" w:cs="Calibri"/>
+          <w:color w:val="000000"/>
+          <w:kern w:val="0"/>
+          <w:lang w:val="en-IN" w:eastAsia="en-IN"/>
+          <w14:ligatures w14:val="none"/>
+        </w:rPr>
+        <w:t xml:space="preserve"> and </w:t>
+      </w:r>
+      <w:proofErr w:type="spellStart"/>
+      <w:r>
+        <w:rPr>
+          <w:rFonts w:ascii="Calibri" w:eastAsia="Times New Roman" w:hAnsi="Calibri" w:cs="Calibri"/>
+          <w:color w:val="000000"/>
+          <w:kern w:val="0"/>
+          <w:lang w:val="en-IN" w:eastAsia="en-IN"/>
+          <w14:ligatures w14:val="none"/>
+        </w:rPr>
+        <w:t>Protein_</w:t>
+      </w:r>
+      <w:r>
+        <w:rPr>
+          <w:rFonts w:ascii="Calibri" w:eastAsia="Times New Roman" w:hAnsi="Calibri" w:cs="Calibri"/>
+          <w:color w:val="000000"/>
+          <w:kern w:val="0"/>
+          <w:lang w:val="en-IN" w:eastAsia="en-IN"/>
+          <w14:ligatures w14:val="none"/>
+        </w:rPr>
+        <w:t>Biomarkers_in_Cancer_Prospective_Studies_Data_Table</w:t>
+      </w:r>
+      <w:proofErr w:type="spellEnd"/>
+      <w:r>
+        <w:rPr>
+          <w:rFonts w:ascii="Calibri" w:eastAsia="Times New Roman" w:hAnsi="Calibri" w:cs="Calibri"/>
+          <w:color w:val="000000"/>
+          <w:kern w:val="0"/>
+          <w:lang w:val="en-IN" w:eastAsia="en-IN"/>
+          <w14:ligatures w14:val="none"/>
+        </w:rPr>
+        <w:t xml:space="preserve">. These will be replicas of the original table except that they will only contain data rows, below the header rows, that contain the string “Gene” or the string “Protein”, respectively, anywhere within the cell value (string) inside each row, in the Protein_Gene_or_Other field. The top-level menu items “Cancer Genomics” and “Cancer Proteomics” will be modified to display a drop-down menu each, whenever the user hovers the mouse cursor over either of these top-level menu options. The “Cancer Genetics” drop-down menu will offer the options “Differential Gene Expression” and “Gene Biomarker Data From Literature”, while the “Cancer Proteomics” drop-down menu will offer the options “Differential Protein Expression” and “Protein Biomarker Data From Literature”. Clicking on the respective ‘Gene/Protein </w:t>
+      </w:r>
+      <w:r>
+        <w:rPr>
+          <w:rFonts w:ascii="Calibri" w:eastAsia="Times New Roman" w:hAnsi="Calibri" w:cs="Calibri"/>
+          <w:color w:val="000000"/>
+          <w:kern w:val="0"/>
+          <w:lang w:val="en-IN" w:eastAsia="en-IN"/>
+          <w14:ligatures w14:val="none"/>
         </w:rPr>
         <w:lastRenderedPageBreak/>
-        <w:t>protein/gene is not present in the respective research article, then place a dash (-) as the value in the corresponding cell in the table. Keep the column titles/headers of the two result tables the same across these result tables. Please add columns titled “Adjusted p-value”, “Raw p-value”, and “t-Statistic” immediately to the right of the Fold Change Type column. Populate these columns, below the header/title rows, with the corresponding adjusted p-value, raw p-value, and t-statistic for the fold change value reported in each row of the columns, respectively, sourcing these values from the corresponding research paper (PDF file) from which the respective fold change value was sourced. If the adjusted p-value, raw p-value, or t-statistic value to be filled in a cell in the result tables is not present in the corresponding research paper (PDF file), then fill the corresponding cell with a dash (-) as its cell value.</w:t>
-      </w:r>
-    </w:p>
-    <w:p>
-      <w:pPr>
-        <w:rPr>
-          <w:lang w:val="en-US"/>
-        </w:rPr>
-      </w:pPr>
-    </w:p>
-    <w:p>
-      <w:pPr>
-        <w:rPr>
-          <w:lang w:val="en-US"/>
-        </w:rPr>
-      </w:pPr>
-      <w:r>
-        <w:rPr>
-          <w:lang w:val="en-US"/>
-        </w:rPr>
-        <w:t>This generated two tables- one for differential gene expression data and another for differential protein expression data- both of which had their data sourced from the uploaded PDF files. The following addendum was then added as a follow-up prompt, to ensure that Notebook LM did not infer any of the data, but rather quoted it from the source PDF file directly in the tables:</w:t>
-      </w:r>
-    </w:p>
-    <w:p>
-      <w:pPr>
-        <w:rPr>
-          <w:lang w:val="en-US"/>
-        </w:rPr>
-      </w:pPr>
-      <w:r>
-        <w:rPr>
-          <w:lang w:val="en-US"/>
-        </w:rPr>
-        <w:t xml:space="preserve">If you haven't already done so, while forming the final result tables reported in plain tabular form right here in the chat window, please ensure that </w:t>
-      </w:r>
-      <w:r>
-        <w:rPr>
-          <w:lang w:val="en-US"/>
-        </w:rPr>
-        <w:t xml:space="preserve">search hits were only exact matches to </w:t>
-      </w:r>
-      <w:r>
-        <w:rPr>
-          <w:lang w:val="en-US"/>
-        </w:rPr>
-        <w:t xml:space="preserve">all key phrases searched for during filtering and </w:t>
-      </w:r>
-      <w:r>
-        <w:rPr>
-          <w:lang w:val="en-US"/>
-        </w:rPr>
-        <w:t xml:space="preserve">that </w:t>
-      </w:r>
-      <w:r>
-        <w:rPr>
-          <w:lang w:val="en-US"/>
-        </w:rPr>
-        <w:t>all phrases reported in the content inside the cells of the tables were directly quoted from the respective source PDF files (research articles) and not inferred or paraphrased. Please display the result tables in the chat window above, after ensuring that they conform to these stipulations.</w:t>
-      </w:r>
-      <w:r>
-        <w:rPr>
-          <w:lang w:val="en-US"/>
-        </w:rPr>
-        <w:t>”</w:t>
-      </w:r>
-    </w:p>
-    <w:p>
-      <w:pPr>
-        <w:rPr>
-          <w:lang w:val="en-US"/>
-        </w:rPr>
-      </w:pPr>
-      <w:r>
-        <w:rPr>
-          <w:lang w:val="en-US"/>
-        </w:rPr>
-        <w:t>Please adjust the font size to fit the updated text message content within the available blank space below the top menu in the Cancer Literature section of the website.</w:t>
-      </w:r>
-    </w:p>
-    <w:p>
-      <w:pPr>
-        <w:rPr>
-          <w:lang w:val="en-US"/>
-        </w:rPr>
-      </w:pPr>
-    </w:p>
-    <w:p>
-      <w:pPr>
-        <w:rPr>
-          <w:lang w:val="en-US"/>
-        </w:rPr>
-      </w:pPr>
-      <w:r>
-        <w:rPr>
-          <w:lang w:val="en-US"/>
-        </w:rPr>
-        <w:t>Adjust the code for the Cancer Genomics section to include a clickable button labelled “Load Differential Expression Data From Cancer Literature” above the Differential Gene Expression with Biological Fold Change display panel, just to the right of the label for this panel. Clicking on this button clears all the display panels and the search box, and deselects all the options in the drop-down menus. Then, it loads two options in the Proteins display panel- (1) Differential Gene Expression From Literature and (2) Differential Gene Expression From Literature- Directly Quoted Data. Each option has an associated check box to its left. Clicking on either check box loads the corresponding data in the Differential Gene Expression with Biological Fold Change panel, from the two tables derived from the two CSVs Differential_Gene_Expression_From_Literature.csv and Differential_Gene_Expression_From_Literature_Direct_Quote.csv, respectively. Deselecting either check box removes the corresponding data from the Differential Gene Expression with Biological Fold Change panel, without removing the headers at the top, unless all the options in the Proteins panel have been deselected (in which case all content is removed from the Differential Gene Expression with Biological Fold Change panel). After one dataset has been loaded into the Differential Gene Expression with Biological Fold Change panel, all subsequent datasets are loaded into it below the pre-existing data in the panel, without loading the headers/column titles of the subsequently added datasets.</w:t>
-      </w:r>
-    </w:p>
-    <w:p>
-      <w:pPr>
-        <w:rPr>
-          <w:lang w:val="en-US"/>
-        </w:rPr>
-      </w:pPr>
-    </w:p>
-    <w:p>
-      <w:pPr>
-        <w:rPr>
-          <w:lang w:val="en-US"/>
-        </w:rPr>
-      </w:pPr>
-      <w:r>
-        <w:rPr>
-          <w:lang w:val="en-US"/>
-        </w:rPr>
-        <w:lastRenderedPageBreak/>
-        <w:t>In the Cancer Proteomics section, modify the second sentence in the text displayed in the area below the top menu by replacing it with “</w:t>
-      </w:r>
-      <w:r>
-        <w:rPr>
-          <w:lang w:val="en-US"/>
-        </w:rPr>
-        <w:t>Th</w:t>
-      </w:r>
-      <w:r>
-        <w:rPr>
-          <w:lang w:val="en-US"/>
-        </w:rPr>
-        <w:t>e proteomics database-derived differential expression data display in this</w:t>
-      </w:r>
-      <w:r>
-        <w:rPr>
-          <w:lang w:val="en-US"/>
-        </w:rPr>
-        <w:t xml:space="preserve"> section is not active at present, owing to difficulties in obtaining freely available differential expression data </w:t>
-      </w:r>
-      <w:r>
-        <w:rPr>
-          <w:lang w:val="en-US"/>
-        </w:rPr>
-        <w:t xml:space="preserve">that is </w:t>
-      </w:r>
-      <w:r>
-        <w:rPr>
-          <w:lang w:val="en-US"/>
-        </w:rPr>
-        <w:t>organised in a database. (Placeholder)</w:t>
-      </w:r>
-      <w:r>
-        <w:rPr>
-          <w:lang w:val="en-US"/>
-        </w:rPr>
-        <w:t>”, and then adding the following text just below it:</w:t>
-      </w:r>
-    </w:p>
-    <w:p>
-      <w:pPr>
-        <w:rPr>
-          <w:lang w:val="en-US"/>
-        </w:rPr>
-      </w:pPr>
-      <w:r>
-        <w:rPr>
-          <w:lang w:val="en-US"/>
-        </w:rPr>
-        <w:t>“View differential protein expression data drawn from cancer literature, below:”</w:t>
-      </w:r>
-    </w:p>
-    <w:p>
-      <w:pPr>
-        <w:rPr>
-          <w:lang w:val="en-US"/>
-        </w:rPr>
-      </w:pPr>
-      <w:r>
-        <w:rPr>
-          <w:lang w:val="en-US"/>
-        </w:rPr>
-        <w:t>Add a large display panel labelled (label placed just above the panel and left-aligned) “Differential Protein Expression with Biological Fold Change” and another narrower display panel labelled “Proteins” to its right (this panel’s label is also placed above it and left-aligned).</w:t>
-      </w:r>
-    </w:p>
-    <w:p>
-      <w:pPr>
-        <w:rPr>
-          <w:lang w:val="en-US"/>
-        </w:rPr>
-      </w:pPr>
-      <w:r>
-        <w:rPr>
-          <w:lang w:val="en-US"/>
-        </w:rPr>
-        <w:t>The Proteins panel in this section of the website has two options displayed in it- (1) Differential Protein Expression From Literature and (2) Differential Protein Expression From Literature- Directly Quoted Data. Each option has a check box to its left. Clicking on either option’s check box loads the corresponding data in the Differential Protein Expression with Biological Fold Change panel, from the two tables derived from the two CSVs Differential_Protein_Expression_From_Literature.csv and Differential_Protein_Expression_From_Literature_Direct_Quote.csv, respectively. Deselecting either check box removes the corresponding data from the Differential Protein Expression with Biological Fold Change panel, without removing the headers at the top, unless all the options in the Proteins panel have been deselected (in which case all content is removed from the Differential Protein Expression with Biological Fold Change panel). After one dataset has been loaded into the Differential Protein Expression with Biological Fold Change panel, all subsequent datasets are loaded into it below the pre-existing data in the panel, without loading the headers/column titles of the subsequently added datasets. Add a button labelled “Download Displayed Protein Expression Data” that stays disabled as long as there is no content being displayed in the Differential Protein Expression with Biological Fold Change panel. As long as this panel has content displayed inside it, this button stays enabled. Clicking on this button triggers the download of the data currently being displayed in it as a CSV file named diffr_prot_expr_data.csv.</w:t>
-      </w:r>
-    </w:p>
-    <w:p>
-      <w:r>
-        <w:rPr>
-          <w:lang w:val="en-US"/>
-        </w:rPr>
-        <w:t xml:space="preserve">Please adjust the font sizes of the text displayed in the central Differential Gene/Protein Expression with Biological Fold Change panels, in the Cancer Genomics and Cancer Proteomics sections, drawn from the SQL database tables that derive their data from the CSV files of the name-formats </w:t>
+        <w:t xml:space="preserve">Differential Expression’ options of these two top-level options’ drop-down menus leads to a section below the top-level menu that is just as it is currently configured, i.e., for the display of differential expression data. Clicking on the respective ‘Gene/Protein Biomarker Data From Literature’ options causes the screen below the top-level menu to be replaced by the same one as that configured for the Diagnostics section, but with the large “Biomarker Data From Literature” display panel displaying the data from the </w:t>
       </w:r>
       <w:proofErr w:type="spellStart"/>
       <w:r>
         <w:rPr>
-          <w:lang w:val="en-US"/>
-        </w:rPr>
-        <w:t>Differential_Gene</w:t>
+          <w:rFonts w:ascii="Calibri" w:eastAsia="Times New Roman" w:hAnsi="Calibri" w:cs="Calibri"/>
+          <w:color w:val="000000"/>
+          <w:kern w:val="0"/>
+          <w:lang w:val="en-IN" w:eastAsia="en-IN"/>
+          <w14:ligatures w14:val="none"/>
+        </w:rPr>
+        <w:t>Gene_</w:t>
+      </w:r>
+      <w:r>
+        <w:rPr>
+          <w:rFonts w:ascii="Calibri" w:eastAsia="Times New Roman" w:hAnsi="Calibri" w:cs="Calibri"/>
+          <w:color w:val="000000"/>
+          <w:kern w:val="0"/>
+          <w:lang w:val="en-IN" w:eastAsia="en-IN"/>
+          <w14:ligatures w14:val="none"/>
+        </w:rPr>
+        <w:t>Biomarkers_in_Cancer_Prospective_Studies_Data_Table</w:t>
       </w:r>
       <w:proofErr w:type="spellEnd"/>
       <w:r>
         <w:rPr>
-          <w:lang w:val="en-US"/>
-        </w:rPr>
-        <w:t xml:space="preserve"> or Protein_Expression_Data_From_Literature.csv and </w:t>
+          <w:rFonts w:ascii="Calibri" w:eastAsia="Times New Roman" w:hAnsi="Calibri" w:cs="Calibri"/>
+          <w:color w:val="000000"/>
+          <w:kern w:val="0"/>
+          <w:lang w:val="en-IN" w:eastAsia="en-IN"/>
+          <w14:ligatures w14:val="none"/>
+        </w:rPr>
+        <w:t xml:space="preserve"> and </w:t>
       </w:r>
       <w:proofErr w:type="spellStart"/>
       <w:r>
         <w:rPr>
-          <w:lang w:val="en-US"/>
-        </w:rPr>
-        <w:t>Differential_Gene</w:t>
+          <w:rFonts w:ascii="Calibri" w:eastAsia="Times New Roman" w:hAnsi="Calibri" w:cs="Calibri"/>
+          <w:color w:val="000000"/>
+          <w:kern w:val="0"/>
+          <w:lang w:val="en-IN" w:eastAsia="en-IN"/>
+          <w14:ligatures w14:val="none"/>
+        </w:rPr>
+        <w:t>Protein_</w:t>
+      </w:r>
+      <w:r>
+        <w:rPr>
+          <w:rFonts w:ascii="Calibri" w:eastAsia="Times New Roman" w:hAnsi="Calibri" w:cs="Calibri"/>
+          <w:color w:val="000000"/>
+          <w:kern w:val="0"/>
+          <w:lang w:val="en-IN" w:eastAsia="en-IN"/>
+          <w14:ligatures w14:val="none"/>
+        </w:rPr>
+        <w:t>Biomarkers_in_Cancer_Prospective_Studies_Data_Table</w:t>
       </w:r>
       <w:proofErr w:type="spellEnd"/>
       <w:r>
         <w:rPr>
-          <w:lang w:val="en-US"/>
-        </w:rPr>
-        <w:t xml:space="preserve"> or Protein_Expression_Data_From_Literature_Direct_Quote.csv, so that the text of these tables displayed in the display panels can be comfortably read, no matter the screen size (laptop, mobile phone, etc…) used to display the website.</w:t>
+          <w:rFonts w:ascii="Calibri" w:eastAsia="Times New Roman" w:hAnsi="Calibri" w:cs="Calibri"/>
+          <w:color w:val="000000"/>
+          <w:kern w:val="0"/>
+          <w:lang w:val="en-IN" w:eastAsia="en-IN"/>
+          <w14:ligatures w14:val="none"/>
+        </w:rPr>
+        <w:t xml:space="preserve"> tables, for the Cancer Genomics and Cancer Proteomics sections, respectively, and the “Download Displayed Biomarker Data From Literature” button has the string “Gene ” or the string “Protein ” prefixed to the label and the string “Gene_” or the string “Protein_” prefixed to the name of the output file, respectively, in the Cancer Genomics and Cancer Proteomics sections. The </w:t>
+      </w:r>
+      <w:proofErr w:type="spellStart"/>
+      <w:r>
+        <w:rPr>
+          <w:rFonts w:ascii="Calibri" w:eastAsia="Times New Roman" w:hAnsi="Calibri" w:cs="Calibri"/>
+          <w:color w:val="000000"/>
+          <w:kern w:val="0"/>
+          <w:lang w:val="en-IN" w:eastAsia="en-IN"/>
+          <w14:ligatures w14:val="none"/>
+        </w:rPr>
+        <w:t>Biomarkers_in_Cancer_Prospective_Studies_Data_Table</w:t>
+      </w:r>
+      <w:proofErr w:type="spellEnd"/>
+      <w:r>
+        <w:rPr>
+          <w:rFonts w:ascii="Calibri" w:eastAsia="Times New Roman" w:hAnsi="Calibri" w:cs="Calibri"/>
+          <w:color w:val="000000"/>
+          <w:kern w:val="0"/>
+          <w:lang w:val="en-IN" w:eastAsia="en-IN"/>
+          <w14:ligatures w14:val="none"/>
+        </w:rPr>
+        <w:t xml:space="preserve">, </w:t>
+      </w:r>
+      <w:proofErr w:type="spellStart"/>
+      <w:r>
+        <w:rPr>
+          <w:rFonts w:ascii="Calibri" w:eastAsia="Times New Roman" w:hAnsi="Calibri" w:cs="Calibri"/>
+          <w:color w:val="000000"/>
+          <w:kern w:val="0"/>
+          <w:lang w:val="en-IN" w:eastAsia="en-IN"/>
+          <w14:ligatures w14:val="none"/>
+        </w:rPr>
+        <w:t>Gene_</w:t>
+      </w:r>
+      <w:r>
+        <w:rPr>
+          <w:rFonts w:ascii="Calibri" w:eastAsia="Times New Roman" w:hAnsi="Calibri" w:cs="Calibri"/>
+          <w:color w:val="000000"/>
+          <w:kern w:val="0"/>
+          <w:lang w:val="en-IN" w:eastAsia="en-IN"/>
+          <w14:ligatures w14:val="none"/>
+        </w:rPr>
+        <w:t>Biomarkers_in_Cancer_Prospective_Studies_Data_Table</w:t>
+      </w:r>
+      <w:proofErr w:type="spellEnd"/>
+      <w:r>
+        <w:rPr>
+          <w:rFonts w:ascii="Calibri" w:eastAsia="Times New Roman" w:hAnsi="Calibri" w:cs="Calibri"/>
+          <w:color w:val="000000"/>
+          <w:kern w:val="0"/>
+          <w:lang w:val="en-IN" w:eastAsia="en-IN"/>
+          <w14:ligatures w14:val="none"/>
+        </w:rPr>
+        <w:t xml:space="preserve">, and </w:t>
+      </w:r>
+      <w:proofErr w:type="spellStart"/>
+      <w:r>
+        <w:rPr>
+          <w:rFonts w:ascii="Calibri" w:eastAsia="Times New Roman" w:hAnsi="Calibri" w:cs="Calibri"/>
+          <w:color w:val="000000"/>
+          <w:kern w:val="0"/>
+          <w:lang w:val="en-IN" w:eastAsia="en-IN"/>
+          <w14:ligatures w14:val="none"/>
+        </w:rPr>
+        <w:t>Protein_</w:t>
+      </w:r>
+      <w:r>
+        <w:rPr>
+          <w:rFonts w:ascii="Calibri" w:eastAsia="Times New Roman" w:hAnsi="Calibri" w:cs="Calibri"/>
+          <w:color w:val="000000"/>
+          <w:kern w:val="0"/>
+          <w:lang w:val="en-IN" w:eastAsia="en-IN"/>
+          <w14:ligatures w14:val="none"/>
+        </w:rPr>
+        <w:t>Biomarkers_in_Cancer_Prospective_Studies_Data_Table</w:t>
+      </w:r>
+      <w:proofErr w:type="spellEnd"/>
+      <w:r>
+        <w:rPr>
+          <w:rFonts w:ascii="Calibri" w:eastAsia="Times New Roman" w:hAnsi="Calibri" w:cs="Calibri"/>
+          <w:color w:val="000000"/>
+          <w:kern w:val="0"/>
+          <w:lang w:val="en-IN" w:eastAsia="en-IN"/>
+          <w14:ligatures w14:val="none"/>
+        </w:rPr>
+        <w:t xml:space="preserve"> tables that are displayed in the respective display panels will have the header row fixed in place while scrolling up or down to see the data rows’ values.</w:t>
       </w:r>
     </w:p>
     <w:sectPr>
@@ -1255,7 +1202,7 @@
   <w:style w:type="paragraph" w:default="1" w:styleId="Normal">
     <w:name w:val="Normal"/>
     <w:qFormat/>
-    <w:rsid w:val="0035311E"/>
+    <w:rsid w:val="00912070"/>
     <w:rPr>
       <w:lang w:val="en-GB"/>
     </w:rPr>

--- a/Prompt_to_Cursor_Latest_Instructions.docx
+++ b/Prompt_to_Cursor_Latest_Instructions.docx
@@ -4,6 +4,7 @@
   <w:body>
     <w:p>
       <w:pPr>
+        <w:jc w:val="both"/>
         <w:rPr>
           <w:rFonts w:ascii="Calibri" w:eastAsia="Times New Roman" w:hAnsi="Calibri" w:cs="Calibri"/>
           <w:color w:val="000000"/>
@@ -20,9 +21,20 @@
           <w:lang w:val="en-IN" w:eastAsia="en-IN"/>
           <w14:ligatures w14:val="none"/>
         </w:rPr>
-        <w:t xml:space="preserve">In the </w:t>
+        <w:t>Please add sub-sections options as a drop-down menu that appears when the user hovers the mouse cursor over the top-level menu item “Education”. These sub-sections will be titled “Cancer Biology Education”, “High-Throughput Cancer Data In India”, and “Cancer Awareness Programmes”. Clicking on any of these replaces the screen below the top-level menu with the sub-section page corresponding to the sub-section. Each of these sub-sections will have a centre-aligned title just below the top-level menu that will use font size 35 and be in bold. The text of each sub-section’s title will be the same as that of the label of the button/drop-down menu item that leads to the sub-section, upon clicking on it. The “Cancer Biology Education” sub-section will display a text message that reads as follows: “Cancer biology can be explained, in this sub-section, based on reviews on cancer biology in the literature, as well as inputs from the faculty of TMC-ACTREC.”</w:t>
       </w:r>
-      <w:proofErr w:type="spellStart"/>
+    </w:p>
+    <w:p>
+      <w:pPr>
+        <w:jc w:val="both"/>
+        <w:rPr>
+          <w:rFonts w:ascii="Calibri" w:eastAsia="Times New Roman" w:hAnsi="Calibri" w:cs="Calibri"/>
+          <w:color w:val="000000"/>
+          <w:kern w:val="0"/>
+          <w:lang w:val="en-IN" w:eastAsia="en-IN"/>
+          <w14:ligatures w14:val="none"/>
+        </w:rPr>
+      </w:pPr>
       <w:r>
         <w:rPr>
           <w:rFonts w:ascii="Calibri" w:eastAsia="Times New Roman" w:hAnsi="Calibri" w:cs="Calibri"/>
@@ -31,9 +43,20 @@
           <w:lang w:val="en-IN" w:eastAsia="en-IN"/>
           <w14:ligatures w14:val="none"/>
         </w:rPr>
-        <w:t>Biomarker_Prospective_Study_Cancer</w:t>
+        <w:t>The “High-Throughput Cancer Data In India” sub-section will display the following text message:</w:t>
       </w:r>
-      <w:proofErr w:type="spellEnd"/>
+    </w:p>
+    <w:p>
+      <w:pPr>
+        <w:jc w:val="both"/>
+        <w:rPr>
+          <w:rFonts w:ascii="Calibri" w:eastAsia="Times New Roman" w:hAnsi="Calibri" w:cs="Calibri"/>
+          <w:color w:val="000000"/>
+          <w:kern w:val="0"/>
+          <w:lang w:val="en-IN" w:eastAsia="en-IN"/>
+          <w14:ligatures w14:val="none"/>
+        </w:rPr>
+      </w:pPr>
       <w:r>
         <w:rPr>
           <w:rFonts w:ascii="Calibri" w:eastAsia="Times New Roman" w:hAnsi="Calibri" w:cs="Calibri"/>
@@ -42,27 +65,7 @@
           <w:lang w:val="en-IN" w:eastAsia="en-IN"/>
           <w14:ligatures w14:val="none"/>
         </w:rPr>
-        <w:t xml:space="preserve"> sub-folder, there is a CSV file called “</w:t>
-      </w:r>
-      <w:r>
-        <w:rPr>
-          <w:rFonts w:ascii="Calibri" w:eastAsia="Times New Roman" w:hAnsi="Calibri" w:cs="Calibri"/>
-          <w:color w:val="000000"/>
-          <w:kern w:val="0"/>
-          <w:lang w:val="en-IN" w:eastAsia="en-IN"/>
-          <w14:ligatures w14:val="none"/>
-        </w:rPr>
-        <w:t>Biomarkers_in_Cancer_Prospective_Studies_Data_Table.csv</w:t>
-      </w:r>
-      <w:r>
-        <w:rPr>
-          <w:rFonts w:ascii="Calibri" w:eastAsia="Times New Roman" w:hAnsi="Calibri" w:cs="Calibri"/>
-          <w:color w:val="000000"/>
-          <w:kern w:val="0"/>
-          <w:lang w:val="en-IN" w:eastAsia="en-IN"/>
-          <w14:ligatures w14:val="none"/>
-        </w:rPr>
-        <w:t>” that lists data on biomarkers or potential biomarkers associated with various types of cancer. Please update the SQL database to include a table that uses the same base file name as this CSV file and contains the same data as it does- same field names/headers and same values in the data rows. Update the Diagnostics section to replace the existing text message below the top-level menu with the following message, while preserving the font and font size: ‘This section displays the data on biomarkers that were gathered from the literature, through a PubMed (</w:t>
+        <w:t>“High throughput cancer genomics data from the Indian cohort of cancer patients may be obtained from resources such as the Bharat Cancer Genome Atlas (BCGA) (</w:t>
       </w:r>
       <w:hyperlink r:id="rId5" w:history="1">
         <w:r>
@@ -73,7 +76,7 @@
             <w:lang w:val="en-IN" w:eastAsia="en-IN"/>
             <w14:ligatures w14:val="none"/>
           </w:rPr>
-          <w:t>https://pubmed.ncbi.nlm.nih.gov/</w:t>
+          <w:t>https://bcga.iitm.ac.in/</w:t>
         </w:r>
       </w:hyperlink>
       <w:r>
@@ -84,9 +87,20 @@
           <w:lang w:val="en-IN" w:eastAsia="en-IN"/>
           <w14:ligatures w14:val="none"/>
         </w:rPr>
-        <w:t xml:space="preserve"> ) Advanced Search for “biomarker” AND “prospective study” AND a set of terms for various types of cancer (e.g.: sarcoma, lymphoma, myeloma, etc…, separated by ‘OR’ separators) The fields with drop-down menus can be used to filter the rows. For now, the filters applied are simple exact-matching searches. In the future, this exact-matching of search query terms will be replaced by more sophisticated automated term matching (ATM) logic similar to that in the search bars in PubMed.‘ Below this message will be a large rectangular display panel (wider than it is tall) that will display the contents of the </w:t>
+        <w:t xml:space="preserve"> ) developed by IIT-Madras, and the Indian Cancer Genome Atlas (ICGA) (</w:t>
       </w:r>
-      <w:proofErr w:type="spellStart"/>
+      <w:hyperlink r:id="rId6" w:history="1">
+        <w:r>
+          <w:rPr>
+            <w:rStyle w:val="Hyperlink"/>
+            <w:rFonts w:ascii="Calibri" w:eastAsia="Times New Roman" w:hAnsi="Calibri" w:cs="Calibri"/>
+            <w:kern w:val="0"/>
+            <w:lang w:val="en-IN" w:eastAsia="en-IN"/>
+            <w14:ligatures w14:val="none"/>
+          </w:rPr>
+          <w:t>https://www.icga.in/</w:t>
+        </w:r>
+      </w:hyperlink>
       <w:r>
         <w:rPr>
           <w:rFonts w:ascii="Calibri" w:eastAsia="Times New Roman" w:hAnsi="Calibri" w:cs="Calibri"/>
@@ -95,162 +109,189 @@
           <w:lang w:val="en-IN" w:eastAsia="en-IN"/>
           <w14:ligatures w14:val="none"/>
         </w:rPr>
-        <w:t>Biomarkers_in_Cancer_Prospective_Studies_Data_Table</w:t>
-      </w:r>
-      <w:proofErr w:type="spellEnd"/>
-      <w:r>
-        <w:rPr>
-          <w:rFonts w:ascii="Calibri" w:eastAsia="Times New Roman" w:hAnsi="Calibri" w:cs="Calibri"/>
-          <w:color w:val="000000"/>
-          <w:kern w:val="0"/>
-          <w:lang w:val="en-IN" w:eastAsia="en-IN"/>
-          <w14:ligatures w14:val="none"/>
-        </w:rPr>
-        <w:t xml:space="preserve"> table from the SQL database. The panel will bear a label just above it, and left-aligned, that will read “Biomarker Data From Literature”. The Protein_Gene_or_Other, </w:t>
-      </w:r>
-      <w:proofErr w:type="spellStart"/>
-      <w:r>
-        <w:rPr>
-          <w:rFonts w:ascii="Calibri" w:eastAsia="Times New Roman" w:hAnsi="Calibri" w:cs="Calibri"/>
-          <w:color w:val="000000"/>
-          <w:kern w:val="0"/>
-          <w:lang w:val="en-IN" w:eastAsia="en-IN"/>
-          <w14:ligatures w14:val="none"/>
-        </w:rPr>
-        <w:t>Predictive_Prognostic_or_Diagnostic</w:t>
-      </w:r>
-      <w:proofErr w:type="spellEnd"/>
-      <w:r>
-        <w:rPr>
-          <w:rFonts w:ascii="Calibri" w:eastAsia="Times New Roman" w:hAnsi="Calibri" w:cs="Calibri"/>
-          <w:color w:val="000000"/>
-          <w:kern w:val="0"/>
-          <w:lang w:val="en-IN" w:eastAsia="en-IN"/>
-          <w14:ligatures w14:val="none"/>
-        </w:rPr>
-        <w:t xml:space="preserve">, </w:t>
-      </w:r>
-      <w:proofErr w:type="spellStart"/>
-      <w:r>
-        <w:rPr>
-          <w:rFonts w:ascii="Calibri" w:eastAsia="Times New Roman" w:hAnsi="Calibri" w:cs="Calibri"/>
-          <w:color w:val="000000"/>
-          <w:kern w:val="0"/>
-          <w:lang w:val="en-IN" w:eastAsia="en-IN"/>
-          <w14:ligatures w14:val="none"/>
-        </w:rPr>
-        <w:t>Type_of_Cancer_or_Disease</w:t>
-      </w:r>
-      <w:proofErr w:type="spellEnd"/>
-      <w:r>
-        <w:rPr>
-          <w:rFonts w:ascii="Calibri" w:eastAsia="Times New Roman" w:hAnsi="Calibri" w:cs="Calibri"/>
-          <w:color w:val="000000"/>
-          <w:kern w:val="0"/>
-          <w:lang w:val="en-IN" w:eastAsia="en-IN"/>
-          <w14:ligatures w14:val="none"/>
-        </w:rPr>
-        <w:t xml:space="preserve">, </w:t>
-      </w:r>
-      <w:proofErr w:type="spellStart"/>
-      <w:r>
-        <w:rPr>
-          <w:rFonts w:ascii="Calibri" w:eastAsia="Times New Roman" w:hAnsi="Calibri" w:cs="Calibri"/>
-          <w:color w:val="000000"/>
-          <w:kern w:val="0"/>
-          <w:lang w:val="en-IN" w:eastAsia="en-IN"/>
-          <w14:ligatures w14:val="none"/>
-        </w:rPr>
-        <w:t>Year_of_Publication</w:t>
-      </w:r>
-      <w:proofErr w:type="spellEnd"/>
-      <w:r>
-        <w:rPr>
-          <w:rFonts w:ascii="Calibri" w:eastAsia="Times New Roman" w:hAnsi="Calibri" w:cs="Calibri"/>
-          <w:color w:val="000000"/>
-          <w:kern w:val="0"/>
-          <w:lang w:val="en-IN" w:eastAsia="en-IN"/>
-          <w14:ligatures w14:val="none"/>
-        </w:rPr>
-        <w:t xml:space="preserve">, and </w:t>
-      </w:r>
-      <w:proofErr w:type="spellStart"/>
-      <w:r>
-        <w:rPr>
-          <w:rFonts w:ascii="Calibri" w:eastAsia="Times New Roman" w:hAnsi="Calibri" w:cs="Calibri"/>
-          <w:color w:val="000000"/>
-          <w:kern w:val="0"/>
-          <w:lang w:val="en-IN" w:eastAsia="en-IN"/>
-          <w14:ligatures w14:val="none"/>
-        </w:rPr>
-        <w:t>Country_of_Participants</w:t>
-      </w:r>
-      <w:proofErr w:type="spellEnd"/>
-      <w:r>
-        <w:rPr>
-          <w:rFonts w:ascii="Calibri" w:eastAsia="Times New Roman" w:hAnsi="Calibri" w:cs="Calibri"/>
-          <w:color w:val="000000"/>
-          <w:kern w:val="0"/>
-          <w:lang w:val="en-IN" w:eastAsia="en-IN"/>
-          <w14:ligatures w14:val="none"/>
-        </w:rPr>
-        <w:t xml:space="preserve"> fields of the displayed table in the display panel will each have a drop-down menu-indicating downward arrow, like the one for the </w:t>
-      </w:r>
-      <w:proofErr w:type="spellStart"/>
-      <w:r>
-        <w:rPr>
-          <w:rFonts w:ascii="Calibri" w:eastAsia="Times New Roman" w:hAnsi="Calibri" w:cs="Calibri"/>
-          <w:color w:val="000000"/>
-          <w:kern w:val="0"/>
-          <w:lang w:val="en-IN" w:eastAsia="en-IN"/>
-          <w14:ligatures w14:val="none"/>
-        </w:rPr>
-        <w:t>Year_of_Publication</w:t>
-      </w:r>
-      <w:proofErr w:type="spellEnd"/>
-      <w:r>
-        <w:rPr>
-          <w:rFonts w:ascii="Calibri" w:eastAsia="Times New Roman" w:hAnsi="Calibri" w:cs="Calibri"/>
-          <w:color w:val="000000"/>
-          <w:kern w:val="0"/>
-          <w:lang w:val="en-IN" w:eastAsia="en-IN"/>
-          <w14:ligatures w14:val="none"/>
-        </w:rPr>
-        <w:t xml:space="preserve"> field in the tabular display panel in the Cancer Proteomics section. The drop-down menus that are displayed by clicking on these field titles/headers bearing the drop-down menu downward arrow icon will display a non-redundant list of values from the corresponding column, arranged in descending alphabetical order for all these drop-down menu-bearing fields, except for </w:t>
-      </w:r>
-      <w:proofErr w:type="spellStart"/>
-      <w:r>
-        <w:rPr>
-          <w:rFonts w:ascii="Calibri" w:eastAsia="Times New Roman" w:hAnsi="Calibri" w:cs="Calibri"/>
-          <w:color w:val="000000"/>
-          <w:kern w:val="0"/>
-          <w:lang w:val="en-IN" w:eastAsia="en-IN"/>
-          <w14:ligatures w14:val="none"/>
-        </w:rPr>
-        <w:t>Year_of_Publication</w:t>
-      </w:r>
-      <w:proofErr w:type="spellEnd"/>
-      <w:r>
-        <w:rPr>
-          <w:rFonts w:ascii="Calibri" w:eastAsia="Times New Roman" w:hAnsi="Calibri" w:cs="Calibri"/>
-          <w:color w:val="000000"/>
-          <w:kern w:val="0"/>
-          <w:lang w:val="en-IN" w:eastAsia="en-IN"/>
-          <w14:ligatures w14:val="none"/>
-        </w:rPr>
-        <w:t>, which will have its drop-down menu options arranged in a top-to-bottom descending order of values. All of these drop-down menus will also display an option called “All” at the top of the menu. Clicking on the “All” option of one of these drop-down menus resets the table to display all the rows, showing all the available values of the same column, except those rows currently hidden by the filtering logic of the other drop-down menus in the table. Clicking on any other option- besides “All”- in any of these drop-down menus causes the rows to be filtered to only display rows that contain exactly the same value, in the same column, as the option of the drop-down menu that was clicked. Add a button labelled “Download Displayed Biomarker Data From Literature” just below the display panel. Clicking on the button triggers a download of any currently displayed tabular data in the panel, as an output CSV file named “Biomarker_Data_From_Literature.csv”.</w:t>
+        <w:t xml:space="preserve"> ).”</w:t>
       </w:r>
     </w:p>
     <w:p>
       <w:pPr>
-        <w:rPr>
-          <w:rFonts w:ascii="Calibri" w:eastAsia="Times New Roman" w:hAnsi="Calibri" w:cs="Calibri"/>
-          <w:color w:val="000000"/>
-          <w:kern w:val="0"/>
-          <w:lang w:val="en-IN" w:eastAsia="en-IN"/>
-          <w14:ligatures w14:val="none"/>
-        </w:rPr>
-      </w:pPr>
+        <w:jc w:val="both"/>
+        <w:rPr>
+          <w:rFonts w:ascii="Calibri" w:eastAsia="Times New Roman" w:hAnsi="Calibri" w:cs="Calibri"/>
+          <w:color w:val="000000"/>
+          <w:kern w:val="0"/>
+          <w:lang w:val="en-IN" w:eastAsia="en-IN"/>
+          <w14:ligatures w14:val="none"/>
+        </w:rPr>
+      </w:pPr>
+    </w:p>
+    <w:p>
+      <w:pPr>
+        <w:jc w:val="both"/>
+        <w:rPr>
+          <w:rFonts w:ascii="Calibri" w:eastAsia="Times New Roman" w:hAnsi="Calibri" w:cs="Calibri"/>
+          <w:color w:val="000000"/>
+          <w:kern w:val="0"/>
+          <w:lang w:val="en-IN" w:eastAsia="en-IN"/>
+          <w14:ligatures w14:val="none"/>
+        </w:rPr>
+      </w:pPr>
+      <w:r>
+        <w:rPr>
+          <w:rFonts w:ascii="Calibri" w:eastAsia="Times New Roman" w:hAnsi="Calibri" w:cs="Calibri"/>
+          <w:color w:val="000000"/>
+          <w:kern w:val="0"/>
+          <w:lang w:val="en-IN" w:eastAsia="en-IN"/>
+          <w14:ligatures w14:val="none"/>
+        </w:rPr>
+        <w:t>The “Cancer Awareness Programmes” sub-section will display a text message as follows:</w:t>
+      </w:r>
+    </w:p>
+    <w:p>
+      <w:pPr>
+        <w:jc w:val="both"/>
+        <w:rPr>
+          <w:rFonts w:ascii="Calibri" w:eastAsia="Times New Roman" w:hAnsi="Calibri" w:cs="Calibri"/>
+          <w:color w:val="000000"/>
+          <w:kern w:val="0"/>
+          <w:lang w:val="en-IN" w:eastAsia="en-IN"/>
+          <w14:ligatures w14:val="none"/>
+        </w:rPr>
+      </w:pPr>
+      <w:r>
+        <w:rPr>
+          <w:rFonts w:ascii="Calibri" w:eastAsia="Times New Roman" w:hAnsi="Calibri" w:cs="Calibri"/>
+          <w:color w:val="000000"/>
+          <w:kern w:val="0"/>
+          <w:lang w:val="en-IN" w:eastAsia="en-IN"/>
+          <w14:ligatures w14:val="none"/>
+        </w:rPr>
+        <w:t>“Cancer awareness programmes and cancer-awareness-promoting organisations such as the following could be brought to the users’ attention:</w:t>
+      </w:r>
+    </w:p>
+    <w:p>
+      <w:pPr>
+        <w:pStyle w:val="ListParagraph"/>
+        <w:numPr>
+          <w:ilvl w:val="0"/>
+          <w:numId w:val="4"/>
+        </w:numPr>
+        <w:jc w:val="both"/>
+        <w:rPr>
+          <w:rFonts w:ascii="Calibri" w:eastAsia="Times New Roman" w:hAnsi="Calibri" w:cs="Calibri"/>
+          <w:color w:val="000000"/>
+          <w:kern w:val="0"/>
+          <w:lang w:val="en-IN" w:eastAsia="en-IN"/>
+          <w14:ligatures w14:val="none"/>
+        </w:rPr>
+      </w:pPr>
+      <w:r>
+        <w:rPr>
+          <w:rFonts w:ascii="Calibri" w:eastAsia="Times New Roman" w:hAnsi="Calibri" w:cs="Calibri"/>
+          <w:color w:val="000000"/>
+          <w:kern w:val="0"/>
+          <w:lang w:val="en-IN" w:eastAsia="en-IN"/>
+          <w14:ligatures w14:val="none"/>
+        </w:rPr>
+        <w:t>National Cancer Awareness Day: 07 November.</w:t>
+      </w:r>
+    </w:p>
+    <w:p>
+      <w:pPr>
+        <w:pStyle w:val="ListParagraph"/>
+        <w:numPr>
+          <w:ilvl w:val="0"/>
+          <w:numId w:val="4"/>
+        </w:numPr>
+        <w:jc w:val="both"/>
+        <w:rPr>
+          <w:rFonts w:ascii="Calibri" w:eastAsia="Times New Roman" w:hAnsi="Calibri" w:cs="Calibri"/>
+          <w:color w:val="000000"/>
+          <w:kern w:val="0"/>
+          <w:lang w:val="en-IN" w:eastAsia="en-IN"/>
+          <w14:ligatures w14:val="none"/>
+        </w:rPr>
+      </w:pPr>
+      <w:r>
+        <w:rPr>
+          <w:rFonts w:ascii="Calibri" w:eastAsia="Times New Roman" w:hAnsi="Calibri" w:cs="Calibri"/>
+          <w:color w:val="000000"/>
+          <w:kern w:val="0"/>
+          <w:lang w:val="en-IN" w:eastAsia="en-IN"/>
+          <w14:ligatures w14:val="none"/>
+        </w:rPr>
+        <w:t>Indian Cancer Society (</w:t>
+      </w:r>
+      <w:hyperlink r:id="rId7" w:history="1">
+        <w:r>
+          <w:rPr>
+            <w:rStyle w:val="Hyperlink"/>
+            <w:rFonts w:ascii="Calibri" w:eastAsia="Times New Roman" w:hAnsi="Calibri" w:cs="Calibri"/>
+            <w:kern w:val="0"/>
+            <w:lang w:val="en-IN" w:eastAsia="en-IN"/>
+            <w14:ligatures w14:val="none"/>
+          </w:rPr>
+          <w:t>https://www.indiancancersociety.org/</w:t>
+        </w:r>
+      </w:hyperlink>
+      <w:r>
+        <w:rPr>
+          <w:rFonts w:ascii="Calibri" w:eastAsia="Times New Roman" w:hAnsi="Calibri" w:cs="Calibri"/>
+          <w:color w:val="000000"/>
+          <w:kern w:val="0"/>
+          <w:lang w:val="en-IN" w:eastAsia="en-IN"/>
+          <w14:ligatures w14:val="none"/>
+        </w:rPr>
+        <w:t xml:space="preserve"> ).</w:t>
+      </w:r>
+    </w:p>
+    <w:p>
+      <w:pPr>
+        <w:pStyle w:val="ListParagraph"/>
+        <w:numPr>
+          <w:ilvl w:val="0"/>
+          <w:numId w:val="4"/>
+        </w:numPr>
+        <w:jc w:val="both"/>
+        <w:rPr>
+          <w:rFonts w:ascii="Calibri" w:eastAsia="Times New Roman" w:hAnsi="Calibri" w:cs="Calibri"/>
+          <w:color w:val="000000"/>
+          <w:kern w:val="0"/>
+          <w:lang w:val="en-IN" w:eastAsia="en-IN"/>
+          <w14:ligatures w14:val="none"/>
+        </w:rPr>
+      </w:pPr>
+      <w:r>
+        <w:rPr>
+          <w:rFonts w:ascii="Calibri" w:eastAsia="Times New Roman" w:hAnsi="Calibri" w:cs="Calibri"/>
+          <w:color w:val="000000"/>
+          <w:kern w:val="0"/>
+          <w:lang w:val="en-IN" w:eastAsia="en-IN"/>
+          <w14:ligatures w14:val="none"/>
+        </w:rPr>
+        <w:t>WE-CAN Project (</w:t>
+      </w:r>
+      <w:hyperlink r:id="rId8" w:history="1">
+        <w:r>
+          <w:rPr>
+            <w:rStyle w:val="Hyperlink"/>
+            <w:rFonts w:ascii="Calibri" w:eastAsia="Times New Roman" w:hAnsi="Calibri" w:cs="Calibri"/>
+            <w:kern w:val="0"/>
+            <w:lang w:val="en-IN" w:eastAsia="en-IN"/>
+            <w14:ligatures w14:val="none"/>
+          </w:rPr>
+          <w:t>https://www.wecanwecanwecan.com/</w:t>
+        </w:r>
+      </w:hyperlink>
+      <w:r>
+        <w:rPr>
+          <w:rFonts w:ascii="Calibri" w:eastAsia="Times New Roman" w:hAnsi="Calibri" w:cs="Calibri"/>
+          <w:color w:val="000000"/>
+          <w:kern w:val="0"/>
+          <w:lang w:val="en-IN" w:eastAsia="en-IN"/>
+          <w14:ligatures w14:val="none"/>
+        </w:rPr>
+        <w:t xml:space="preserve"> ).</w:t>
+      </w:r>
     </w:p>
     <w:p>
       <w:r>
@@ -261,254 +302,7 @@
           <w:lang w:val="en-IN" w:eastAsia="en-IN"/>
           <w14:ligatures w14:val="none"/>
         </w:rPr>
-        <w:t xml:space="preserve">From the </w:t>
-      </w:r>
-      <w:proofErr w:type="spellStart"/>
-      <w:r>
-        <w:rPr>
-          <w:rFonts w:ascii="Calibri" w:eastAsia="Times New Roman" w:hAnsi="Calibri" w:cs="Calibri"/>
-          <w:color w:val="000000"/>
-          <w:kern w:val="0"/>
-          <w:lang w:val="en-IN" w:eastAsia="en-IN"/>
-          <w14:ligatures w14:val="none"/>
-        </w:rPr>
-        <w:t>Biomarkers_in_Cancer_Prospective_Studies_Data_Table</w:t>
-      </w:r>
-      <w:proofErr w:type="spellEnd"/>
-      <w:r>
-        <w:rPr>
-          <w:rFonts w:ascii="Calibri" w:eastAsia="Times New Roman" w:hAnsi="Calibri" w:cs="Calibri"/>
-          <w:color w:val="000000"/>
-          <w:kern w:val="0"/>
-          <w:lang w:val="en-IN" w:eastAsia="en-IN"/>
-          <w14:ligatures w14:val="none"/>
-        </w:rPr>
-        <w:t xml:space="preserve"> table in the SQL database, make two derivative tables in the database called </w:t>
-      </w:r>
-      <w:proofErr w:type="spellStart"/>
-      <w:r>
-        <w:rPr>
-          <w:rFonts w:ascii="Calibri" w:eastAsia="Times New Roman" w:hAnsi="Calibri" w:cs="Calibri"/>
-          <w:color w:val="000000"/>
-          <w:kern w:val="0"/>
-          <w:lang w:val="en-IN" w:eastAsia="en-IN"/>
-          <w14:ligatures w14:val="none"/>
-        </w:rPr>
-        <w:t>Gene_</w:t>
-      </w:r>
-      <w:r>
-        <w:rPr>
-          <w:rFonts w:ascii="Calibri" w:eastAsia="Times New Roman" w:hAnsi="Calibri" w:cs="Calibri"/>
-          <w:color w:val="000000"/>
-          <w:kern w:val="0"/>
-          <w:lang w:val="en-IN" w:eastAsia="en-IN"/>
-          <w14:ligatures w14:val="none"/>
-        </w:rPr>
-        <w:t>Biomarkers_in_Cancer_Prospective_Studies_Data_Table</w:t>
-      </w:r>
-      <w:proofErr w:type="spellEnd"/>
-      <w:r>
-        <w:rPr>
-          <w:rFonts w:ascii="Calibri" w:eastAsia="Times New Roman" w:hAnsi="Calibri" w:cs="Calibri"/>
-          <w:color w:val="000000"/>
-          <w:kern w:val="0"/>
-          <w:lang w:val="en-IN" w:eastAsia="en-IN"/>
-          <w14:ligatures w14:val="none"/>
-        </w:rPr>
-        <w:t xml:space="preserve"> and </w:t>
-      </w:r>
-      <w:proofErr w:type="spellStart"/>
-      <w:r>
-        <w:rPr>
-          <w:rFonts w:ascii="Calibri" w:eastAsia="Times New Roman" w:hAnsi="Calibri" w:cs="Calibri"/>
-          <w:color w:val="000000"/>
-          <w:kern w:val="0"/>
-          <w:lang w:val="en-IN" w:eastAsia="en-IN"/>
-          <w14:ligatures w14:val="none"/>
-        </w:rPr>
-        <w:t>Protein_</w:t>
-      </w:r>
-      <w:r>
-        <w:rPr>
-          <w:rFonts w:ascii="Calibri" w:eastAsia="Times New Roman" w:hAnsi="Calibri" w:cs="Calibri"/>
-          <w:color w:val="000000"/>
-          <w:kern w:val="0"/>
-          <w:lang w:val="en-IN" w:eastAsia="en-IN"/>
-          <w14:ligatures w14:val="none"/>
-        </w:rPr>
-        <w:t>Biomarkers_in_Cancer_Prospective_Studies_Data_Table</w:t>
-      </w:r>
-      <w:proofErr w:type="spellEnd"/>
-      <w:r>
-        <w:rPr>
-          <w:rFonts w:ascii="Calibri" w:eastAsia="Times New Roman" w:hAnsi="Calibri" w:cs="Calibri"/>
-          <w:color w:val="000000"/>
-          <w:kern w:val="0"/>
-          <w:lang w:val="en-IN" w:eastAsia="en-IN"/>
-          <w14:ligatures w14:val="none"/>
-        </w:rPr>
-        <w:t xml:space="preserve">. These will be replicas of the original table except that they will only contain data rows, below the header rows, that contain the string “Gene” or the string “Protein”, respectively, anywhere within the cell value (string) inside each row, in the Protein_Gene_or_Other field. The top-level menu items “Cancer Genomics” and “Cancer Proteomics” will be modified to display a drop-down menu each, whenever the user hovers the mouse cursor over either of these top-level menu options. The “Cancer Genetics” drop-down menu will offer the options “Differential Gene Expression” and “Gene Biomarker Data From Literature”, while the “Cancer Proteomics” drop-down menu will offer the options “Differential Protein Expression” and “Protein Biomarker Data From Literature”. Clicking on the respective ‘Gene/Protein </w:t>
-      </w:r>
-      <w:r>
-        <w:rPr>
-          <w:rFonts w:ascii="Calibri" w:eastAsia="Times New Roman" w:hAnsi="Calibri" w:cs="Calibri"/>
-          <w:color w:val="000000"/>
-          <w:kern w:val="0"/>
-          <w:lang w:val="en-IN" w:eastAsia="en-IN"/>
-          <w14:ligatures w14:val="none"/>
-        </w:rPr>
-        <w:lastRenderedPageBreak/>
-        <w:t xml:space="preserve">Differential Expression’ options of these two top-level options’ drop-down menus leads to a section below the top-level menu that is just as it is currently configured, i.e., for the display of differential expression data. Clicking on the respective ‘Gene/Protein Biomarker Data From Literature’ options causes the screen below the top-level menu to be replaced by the same one as that configured for the Diagnostics section, but with the large “Biomarker Data From Literature” display panel displaying the data from the </w:t>
-      </w:r>
-      <w:proofErr w:type="spellStart"/>
-      <w:r>
-        <w:rPr>
-          <w:rFonts w:ascii="Calibri" w:eastAsia="Times New Roman" w:hAnsi="Calibri" w:cs="Calibri"/>
-          <w:color w:val="000000"/>
-          <w:kern w:val="0"/>
-          <w:lang w:val="en-IN" w:eastAsia="en-IN"/>
-          <w14:ligatures w14:val="none"/>
-        </w:rPr>
-        <w:t>Gene_</w:t>
-      </w:r>
-      <w:r>
-        <w:rPr>
-          <w:rFonts w:ascii="Calibri" w:eastAsia="Times New Roman" w:hAnsi="Calibri" w:cs="Calibri"/>
-          <w:color w:val="000000"/>
-          <w:kern w:val="0"/>
-          <w:lang w:val="en-IN" w:eastAsia="en-IN"/>
-          <w14:ligatures w14:val="none"/>
-        </w:rPr>
-        <w:t>Biomarkers_in_Cancer_Prospective_Studies_Data_Table</w:t>
-      </w:r>
-      <w:proofErr w:type="spellEnd"/>
-      <w:r>
-        <w:rPr>
-          <w:rFonts w:ascii="Calibri" w:eastAsia="Times New Roman" w:hAnsi="Calibri" w:cs="Calibri"/>
-          <w:color w:val="000000"/>
-          <w:kern w:val="0"/>
-          <w:lang w:val="en-IN" w:eastAsia="en-IN"/>
-          <w14:ligatures w14:val="none"/>
-        </w:rPr>
-        <w:t xml:space="preserve"> and </w:t>
-      </w:r>
-      <w:proofErr w:type="spellStart"/>
-      <w:r>
-        <w:rPr>
-          <w:rFonts w:ascii="Calibri" w:eastAsia="Times New Roman" w:hAnsi="Calibri" w:cs="Calibri"/>
-          <w:color w:val="000000"/>
-          <w:kern w:val="0"/>
-          <w:lang w:val="en-IN" w:eastAsia="en-IN"/>
-          <w14:ligatures w14:val="none"/>
-        </w:rPr>
-        <w:t>Protein_</w:t>
-      </w:r>
-      <w:r>
-        <w:rPr>
-          <w:rFonts w:ascii="Calibri" w:eastAsia="Times New Roman" w:hAnsi="Calibri" w:cs="Calibri"/>
-          <w:color w:val="000000"/>
-          <w:kern w:val="0"/>
-          <w:lang w:val="en-IN" w:eastAsia="en-IN"/>
-          <w14:ligatures w14:val="none"/>
-        </w:rPr>
-        <w:t>Biomarkers_in_Cancer_Prospective_Studies_Data_Table</w:t>
-      </w:r>
-      <w:proofErr w:type="spellEnd"/>
-      <w:r>
-        <w:rPr>
-          <w:rFonts w:ascii="Calibri" w:eastAsia="Times New Roman" w:hAnsi="Calibri" w:cs="Calibri"/>
-          <w:color w:val="000000"/>
-          <w:kern w:val="0"/>
-          <w:lang w:val="en-IN" w:eastAsia="en-IN"/>
-          <w14:ligatures w14:val="none"/>
-        </w:rPr>
-        <w:t xml:space="preserve"> tables, for the Cancer Genomics and Cancer Proteomics sections, respectively, and the “Download Displayed Biomarker Data From Literature” button has the string “Gene ” or the string “Protein ” prefixed to the label and the string “Gene_” or the string “Protein_” prefixed to the name of the output file, respectively, in the Cancer Genomics and Cancer Proteomics sections. The </w:t>
-      </w:r>
-      <w:proofErr w:type="spellStart"/>
-      <w:r>
-        <w:rPr>
-          <w:rFonts w:ascii="Calibri" w:eastAsia="Times New Roman" w:hAnsi="Calibri" w:cs="Calibri"/>
-          <w:color w:val="000000"/>
-          <w:kern w:val="0"/>
-          <w:lang w:val="en-IN" w:eastAsia="en-IN"/>
-          <w14:ligatures w14:val="none"/>
-        </w:rPr>
-        <w:t>Biomarkers_in_Cancer_Prospective_Studies_Data_Table</w:t>
-      </w:r>
-      <w:proofErr w:type="spellEnd"/>
-      <w:r>
-        <w:rPr>
-          <w:rFonts w:ascii="Calibri" w:eastAsia="Times New Roman" w:hAnsi="Calibri" w:cs="Calibri"/>
-          <w:color w:val="000000"/>
-          <w:kern w:val="0"/>
-          <w:lang w:val="en-IN" w:eastAsia="en-IN"/>
-          <w14:ligatures w14:val="none"/>
-        </w:rPr>
-        <w:t xml:space="preserve">, </w:t>
-      </w:r>
-      <w:proofErr w:type="spellStart"/>
-      <w:r>
-        <w:rPr>
-          <w:rFonts w:ascii="Calibri" w:eastAsia="Times New Roman" w:hAnsi="Calibri" w:cs="Calibri"/>
-          <w:color w:val="000000"/>
-          <w:kern w:val="0"/>
-          <w:lang w:val="en-IN" w:eastAsia="en-IN"/>
-          <w14:ligatures w14:val="none"/>
-        </w:rPr>
-        <w:t>Gene_</w:t>
-      </w:r>
-      <w:r>
-        <w:rPr>
-          <w:rFonts w:ascii="Calibri" w:eastAsia="Times New Roman" w:hAnsi="Calibri" w:cs="Calibri"/>
-          <w:color w:val="000000"/>
-          <w:kern w:val="0"/>
-          <w:lang w:val="en-IN" w:eastAsia="en-IN"/>
-          <w14:ligatures w14:val="none"/>
-        </w:rPr>
-        <w:t>Biomarkers_in_Cancer_Prospective_Studies_Data_Table</w:t>
-      </w:r>
-      <w:proofErr w:type="spellEnd"/>
-      <w:r>
-        <w:rPr>
-          <w:rFonts w:ascii="Calibri" w:eastAsia="Times New Roman" w:hAnsi="Calibri" w:cs="Calibri"/>
-          <w:color w:val="000000"/>
-          <w:kern w:val="0"/>
-          <w:lang w:val="en-IN" w:eastAsia="en-IN"/>
-          <w14:ligatures w14:val="none"/>
-        </w:rPr>
-        <w:t xml:space="preserve">, and </w:t>
-      </w:r>
-      <w:proofErr w:type="spellStart"/>
-      <w:r>
-        <w:rPr>
-          <w:rFonts w:ascii="Calibri" w:eastAsia="Times New Roman" w:hAnsi="Calibri" w:cs="Calibri"/>
-          <w:color w:val="000000"/>
-          <w:kern w:val="0"/>
-          <w:lang w:val="en-IN" w:eastAsia="en-IN"/>
-          <w14:ligatures w14:val="none"/>
-        </w:rPr>
-        <w:t>Protein_</w:t>
-      </w:r>
-      <w:r>
-        <w:rPr>
-          <w:rFonts w:ascii="Calibri" w:eastAsia="Times New Roman" w:hAnsi="Calibri" w:cs="Calibri"/>
-          <w:color w:val="000000"/>
-          <w:kern w:val="0"/>
-          <w:lang w:val="en-IN" w:eastAsia="en-IN"/>
-          <w14:ligatures w14:val="none"/>
-        </w:rPr>
-        <w:t>Biomarkers_in_Cancer_Prospective_Studies_Data_Table</w:t>
-      </w:r>
-      <w:proofErr w:type="spellEnd"/>
-      <w:r>
-        <w:rPr>
-          <w:rFonts w:ascii="Calibri" w:eastAsia="Times New Roman" w:hAnsi="Calibri" w:cs="Calibri"/>
-          <w:color w:val="000000"/>
-          <w:kern w:val="0"/>
-          <w:lang w:val="en-IN" w:eastAsia="en-IN"/>
-          <w14:ligatures w14:val="none"/>
-        </w:rPr>
-        <w:t xml:space="preserve"> tables that are displayed in the respective display panels will have the header row fixed in place while scrolling up or down to see the data rows’ values.</w:t>
+        <w:t>The above programmes/organisations are engaged in both providing emotional support to cancer patients and spreading awareness about cancer and getting screened to detect cancer early, which raises the chances of surviving it.”</w:t>
       </w:r>
     </w:p>
     <w:sectPr>
@@ -702,6 +496,119 @@
     </w:lvl>
   </w:abstractNum>
   <w:abstractNum w:abstractNumId="2" w15:restartNumberingAfterBreak="0">
+    <w:nsid w:val="192C671A"/>
+    <w:multiLevelType w:val="hybridMultilevel"/>
+    <w:tmpl w:val="1A2EC72A"/>
+    <w:lvl w:ilvl="0" w:tplc="40090001">
+      <w:start w:val="1"/>
+      <w:numFmt w:val="bullet"/>
+      <w:lvlText w:val=""/>
+      <w:lvlJc w:val="left"/>
+      <w:pPr>
+        <w:ind w:left="720" w:hanging="360"/>
+      </w:pPr>
+      <w:rPr>
+        <w:rFonts w:ascii="Symbol" w:hAnsi="Symbol" w:hint="default"/>
+      </w:rPr>
+    </w:lvl>
+    <w:lvl w:ilvl="1" w:tplc="40090003" w:tentative="1">
+      <w:start w:val="1"/>
+      <w:numFmt w:val="bullet"/>
+      <w:lvlText w:val="o"/>
+      <w:lvlJc w:val="left"/>
+      <w:pPr>
+        <w:ind w:left="1440" w:hanging="360"/>
+      </w:pPr>
+      <w:rPr>
+        <w:rFonts w:ascii="Courier New" w:hAnsi="Courier New" w:cs="Courier New" w:hint="default"/>
+      </w:rPr>
+    </w:lvl>
+    <w:lvl w:ilvl="2" w:tplc="40090005" w:tentative="1">
+      <w:start w:val="1"/>
+      <w:numFmt w:val="bullet"/>
+      <w:lvlText w:val=""/>
+      <w:lvlJc w:val="left"/>
+      <w:pPr>
+        <w:ind w:left="2160" w:hanging="360"/>
+      </w:pPr>
+      <w:rPr>
+        <w:rFonts w:ascii="Wingdings" w:hAnsi="Wingdings" w:hint="default"/>
+      </w:rPr>
+    </w:lvl>
+    <w:lvl w:ilvl="3" w:tplc="40090001" w:tentative="1">
+      <w:start w:val="1"/>
+      <w:numFmt w:val="bullet"/>
+      <w:lvlText w:val=""/>
+      <w:lvlJc w:val="left"/>
+      <w:pPr>
+        <w:ind w:left="2880" w:hanging="360"/>
+      </w:pPr>
+      <w:rPr>
+        <w:rFonts w:ascii="Symbol" w:hAnsi="Symbol" w:hint="default"/>
+      </w:rPr>
+    </w:lvl>
+    <w:lvl w:ilvl="4" w:tplc="40090003" w:tentative="1">
+      <w:start w:val="1"/>
+      <w:numFmt w:val="bullet"/>
+      <w:lvlText w:val="o"/>
+      <w:lvlJc w:val="left"/>
+      <w:pPr>
+        <w:ind w:left="3600" w:hanging="360"/>
+      </w:pPr>
+      <w:rPr>
+        <w:rFonts w:ascii="Courier New" w:hAnsi="Courier New" w:cs="Courier New" w:hint="default"/>
+      </w:rPr>
+    </w:lvl>
+    <w:lvl w:ilvl="5" w:tplc="40090005" w:tentative="1">
+      <w:start w:val="1"/>
+      <w:numFmt w:val="bullet"/>
+      <w:lvlText w:val=""/>
+      <w:lvlJc w:val="left"/>
+      <w:pPr>
+        <w:ind w:left="4320" w:hanging="360"/>
+      </w:pPr>
+      <w:rPr>
+        <w:rFonts w:ascii="Wingdings" w:hAnsi="Wingdings" w:hint="default"/>
+      </w:rPr>
+    </w:lvl>
+    <w:lvl w:ilvl="6" w:tplc="40090001" w:tentative="1">
+      <w:start w:val="1"/>
+      <w:numFmt w:val="bullet"/>
+      <w:lvlText w:val=""/>
+      <w:lvlJc w:val="left"/>
+      <w:pPr>
+        <w:ind w:left="5040" w:hanging="360"/>
+      </w:pPr>
+      <w:rPr>
+        <w:rFonts w:ascii="Symbol" w:hAnsi="Symbol" w:hint="default"/>
+      </w:rPr>
+    </w:lvl>
+    <w:lvl w:ilvl="7" w:tplc="40090003" w:tentative="1">
+      <w:start w:val="1"/>
+      <w:numFmt w:val="bullet"/>
+      <w:lvlText w:val="o"/>
+      <w:lvlJc w:val="left"/>
+      <w:pPr>
+        <w:ind w:left="5760" w:hanging="360"/>
+      </w:pPr>
+      <w:rPr>
+        <w:rFonts w:ascii="Courier New" w:hAnsi="Courier New" w:cs="Courier New" w:hint="default"/>
+      </w:rPr>
+    </w:lvl>
+    <w:lvl w:ilvl="8" w:tplc="40090005" w:tentative="1">
+      <w:start w:val="1"/>
+      <w:numFmt w:val="bullet"/>
+      <w:lvlText w:val=""/>
+      <w:lvlJc w:val="left"/>
+      <w:pPr>
+        <w:ind w:left="6480" w:hanging="360"/>
+      </w:pPr>
+      <w:rPr>
+        <w:rFonts w:ascii="Wingdings" w:hAnsi="Wingdings" w:hint="default"/>
+      </w:rPr>
+    </w:lvl>
+  </w:abstractNum>
+  <w:abstractNum w:abstractNumId="3" w15:restartNumberingAfterBreak="0">
     <w:nsid w:val="2C207A85"/>
     <w:multiLevelType w:val="hybridMultilevel"/>
     <w:tmpl w:val="E0DC13F6"/>
@@ -794,10 +701,13 @@
     <w:abstractNumId w:val="1"/>
   </w:num>
   <w:num w:numId="2" w16cid:durableId="1221283854">
-    <w:abstractNumId w:val="2"/>
+    <w:abstractNumId w:val="3"/>
   </w:num>
   <w:num w:numId="3" w16cid:durableId="1290818627">
     <w:abstractNumId w:val="0"/>
+  </w:num>
+  <w:num w:numId="4" w16cid:durableId="1036851011">
+    <w:abstractNumId w:val="2"/>
   </w:num>
 </w:numbering>
 </file>
@@ -1202,7 +1112,7 @@
   <w:style w:type="paragraph" w:default="1" w:styleId="Normal">
     <w:name w:val="Normal"/>
     <w:qFormat/>
-    <w:rsid w:val="00912070"/>
+    <w:rsid w:val="005535C0"/>
     <w:rPr>
       <w:lang w:val="en-GB"/>
     </w:rPr>

--- a/Prompt_to_Cursor_Latest_Instructions.docx
+++ b/Prompt_to_Cursor_Latest_Instructions.docx
@@ -21,276 +21,7 @@
           <w:lang w:val="en-IN" w:eastAsia="en-IN"/>
           <w14:ligatures w14:val="none"/>
         </w:rPr>
-        <w:t>Please add sub-sections options as a drop-down menu that appears when the user hovers the mouse cursor over the top-level menu item “Education”. These sub-sections will be titled “Cancer Biology Education”, “High-Throughput Cancer Data In India”, and “Cancer Awareness Programmes”. Clicking on any of these replaces the screen below the top-level menu with the sub-section page corresponding to the sub-section. Each of these sub-sections will have a centre-aligned title just below the top-level menu that will use font size 35 and be in bold. The text of each sub-section’s title will be the same as that of the label of the button/drop-down menu item that leads to the sub-section, upon clicking on it. The “Cancer Biology Education” sub-section will display a text message that reads as follows: “Cancer biology can be explained, in this sub-section, based on reviews on cancer biology in the literature, as well as inputs from the faculty of TMC-ACTREC.”</w:t>
-      </w:r>
-    </w:p>
-    <w:p>
-      <w:pPr>
-        <w:jc w:val="both"/>
-        <w:rPr>
-          <w:rFonts w:ascii="Calibri" w:eastAsia="Times New Roman" w:hAnsi="Calibri" w:cs="Calibri"/>
-          <w:color w:val="000000"/>
-          <w:kern w:val="0"/>
-          <w:lang w:val="en-IN" w:eastAsia="en-IN"/>
-          <w14:ligatures w14:val="none"/>
-        </w:rPr>
-      </w:pPr>
-      <w:r>
-        <w:rPr>
-          <w:rFonts w:ascii="Calibri" w:eastAsia="Times New Roman" w:hAnsi="Calibri" w:cs="Calibri"/>
-          <w:color w:val="000000"/>
-          <w:kern w:val="0"/>
-          <w:lang w:val="en-IN" w:eastAsia="en-IN"/>
-          <w14:ligatures w14:val="none"/>
-        </w:rPr>
-        <w:t>The “High-Throughput Cancer Data In India” sub-section will display the following text message:</w:t>
-      </w:r>
-    </w:p>
-    <w:p>
-      <w:pPr>
-        <w:jc w:val="both"/>
-        <w:rPr>
-          <w:rFonts w:ascii="Calibri" w:eastAsia="Times New Roman" w:hAnsi="Calibri" w:cs="Calibri"/>
-          <w:color w:val="000000"/>
-          <w:kern w:val="0"/>
-          <w:lang w:val="en-IN" w:eastAsia="en-IN"/>
-          <w14:ligatures w14:val="none"/>
-        </w:rPr>
-      </w:pPr>
-      <w:r>
-        <w:rPr>
-          <w:rFonts w:ascii="Calibri" w:eastAsia="Times New Roman" w:hAnsi="Calibri" w:cs="Calibri"/>
-          <w:color w:val="000000"/>
-          <w:kern w:val="0"/>
-          <w:lang w:val="en-IN" w:eastAsia="en-IN"/>
-          <w14:ligatures w14:val="none"/>
-        </w:rPr>
-        <w:t>“High throughput cancer genomics data from the Indian cohort of cancer patients may be obtained from resources such as the Bharat Cancer Genome Atlas (BCGA) (</w:t>
-      </w:r>
-      <w:hyperlink r:id="rId5" w:history="1">
-        <w:r>
-          <w:rPr>
-            <w:rStyle w:val="Hyperlink"/>
-            <w:rFonts w:ascii="Calibri" w:eastAsia="Times New Roman" w:hAnsi="Calibri" w:cs="Calibri"/>
-            <w:kern w:val="0"/>
-            <w:lang w:val="en-IN" w:eastAsia="en-IN"/>
-            <w14:ligatures w14:val="none"/>
-          </w:rPr>
-          <w:t>https://bcga.iitm.ac.in/</w:t>
-        </w:r>
-      </w:hyperlink>
-      <w:r>
-        <w:rPr>
-          <w:rFonts w:ascii="Calibri" w:eastAsia="Times New Roman" w:hAnsi="Calibri" w:cs="Calibri"/>
-          <w:color w:val="000000"/>
-          <w:kern w:val="0"/>
-          <w:lang w:val="en-IN" w:eastAsia="en-IN"/>
-          <w14:ligatures w14:val="none"/>
-        </w:rPr>
-        <w:t xml:space="preserve"> ) developed by IIT-Madras, and the Indian Cancer Genome Atlas (ICGA) (</w:t>
-      </w:r>
-      <w:hyperlink r:id="rId6" w:history="1">
-        <w:r>
-          <w:rPr>
-            <w:rStyle w:val="Hyperlink"/>
-            <w:rFonts w:ascii="Calibri" w:eastAsia="Times New Roman" w:hAnsi="Calibri" w:cs="Calibri"/>
-            <w:kern w:val="0"/>
-            <w:lang w:val="en-IN" w:eastAsia="en-IN"/>
-            <w14:ligatures w14:val="none"/>
-          </w:rPr>
-          <w:t>https://www.icga.in/</w:t>
-        </w:r>
-      </w:hyperlink>
-      <w:r>
-        <w:rPr>
-          <w:rFonts w:ascii="Calibri" w:eastAsia="Times New Roman" w:hAnsi="Calibri" w:cs="Calibri"/>
-          <w:color w:val="000000"/>
-          <w:kern w:val="0"/>
-          <w:lang w:val="en-IN" w:eastAsia="en-IN"/>
-          <w14:ligatures w14:val="none"/>
-        </w:rPr>
-        <w:t xml:space="preserve"> ).”</w:t>
-      </w:r>
-    </w:p>
-    <w:p>
-      <w:pPr>
-        <w:jc w:val="both"/>
-        <w:rPr>
-          <w:rFonts w:ascii="Calibri" w:eastAsia="Times New Roman" w:hAnsi="Calibri" w:cs="Calibri"/>
-          <w:color w:val="000000"/>
-          <w:kern w:val="0"/>
-          <w:lang w:val="en-IN" w:eastAsia="en-IN"/>
-          <w14:ligatures w14:val="none"/>
-        </w:rPr>
-      </w:pPr>
-    </w:p>
-    <w:p>
-      <w:pPr>
-        <w:jc w:val="both"/>
-        <w:rPr>
-          <w:rFonts w:ascii="Calibri" w:eastAsia="Times New Roman" w:hAnsi="Calibri" w:cs="Calibri"/>
-          <w:color w:val="000000"/>
-          <w:kern w:val="0"/>
-          <w:lang w:val="en-IN" w:eastAsia="en-IN"/>
-          <w14:ligatures w14:val="none"/>
-        </w:rPr>
-      </w:pPr>
-      <w:r>
-        <w:rPr>
-          <w:rFonts w:ascii="Calibri" w:eastAsia="Times New Roman" w:hAnsi="Calibri" w:cs="Calibri"/>
-          <w:color w:val="000000"/>
-          <w:kern w:val="0"/>
-          <w:lang w:val="en-IN" w:eastAsia="en-IN"/>
-          <w14:ligatures w14:val="none"/>
-        </w:rPr>
-        <w:t>The “Cancer Awareness Programmes” sub-section will display a text message as follows:</w:t>
-      </w:r>
-    </w:p>
-    <w:p>
-      <w:pPr>
-        <w:jc w:val="both"/>
-        <w:rPr>
-          <w:rFonts w:ascii="Calibri" w:eastAsia="Times New Roman" w:hAnsi="Calibri" w:cs="Calibri"/>
-          <w:color w:val="000000"/>
-          <w:kern w:val="0"/>
-          <w:lang w:val="en-IN" w:eastAsia="en-IN"/>
-          <w14:ligatures w14:val="none"/>
-        </w:rPr>
-      </w:pPr>
-      <w:r>
-        <w:rPr>
-          <w:rFonts w:ascii="Calibri" w:eastAsia="Times New Roman" w:hAnsi="Calibri" w:cs="Calibri"/>
-          <w:color w:val="000000"/>
-          <w:kern w:val="0"/>
-          <w:lang w:val="en-IN" w:eastAsia="en-IN"/>
-          <w14:ligatures w14:val="none"/>
-        </w:rPr>
-        <w:t>“Cancer awareness programmes and cancer-awareness-promoting organisations such as the following could be brought to the users’ attention:</w:t>
-      </w:r>
-    </w:p>
-    <w:p>
-      <w:pPr>
-        <w:pStyle w:val="ListParagraph"/>
-        <w:numPr>
-          <w:ilvl w:val="0"/>
-          <w:numId w:val="4"/>
-        </w:numPr>
-        <w:jc w:val="both"/>
-        <w:rPr>
-          <w:rFonts w:ascii="Calibri" w:eastAsia="Times New Roman" w:hAnsi="Calibri" w:cs="Calibri"/>
-          <w:color w:val="000000"/>
-          <w:kern w:val="0"/>
-          <w:lang w:val="en-IN" w:eastAsia="en-IN"/>
-          <w14:ligatures w14:val="none"/>
-        </w:rPr>
-      </w:pPr>
-      <w:r>
-        <w:rPr>
-          <w:rFonts w:ascii="Calibri" w:eastAsia="Times New Roman" w:hAnsi="Calibri" w:cs="Calibri"/>
-          <w:color w:val="000000"/>
-          <w:kern w:val="0"/>
-          <w:lang w:val="en-IN" w:eastAsia="en-IN"/>
-          <w14:ligatures w14:val="none"/>
-        </w:rPr>
-        <w:t>National Cancer Awareness Day: 07 November.</w:t>
-      </w:r>
-    </w:p>
-    <w:p>
-      <w:pPr>
-        <w:pStyle w:val="ListParagraph"/>
-        <w:numPr>
-          <w:ilvl w:val="0"/>
-          <w:numId w:val="4"/>
-        </w:numPr>
-        <w:jc w:val="both"/>
-        <w:rPr>
-          <w:rFonts w:ascii="Calibri" w:eastAsia="Times New Roman" w:hAnsi="Calibri" w:cs="Calibri"/>
-          <w:color w:val="000000"/>
-          <w:kern w:val="0"/>
-          <w:lang w:val="en-IN" w:eastAsia="en-IN"/>
-          <w14:ligatures w14:val="none"/>
-        </w:rPr>
-      </w:pPr>
-      <w:r>
-        <w:rPr>
-          <w:rFonts w:ascii="Calibri" w:eastAsia="Times New Roman" w:hAnsi="Calibri" w:cs="Calibri"/>
-          <w:color w:val="000000"/>
-          <w:kern w:val="0"/>
-          <w:lang w:val="en-IN" w:eastAsia="en-IN"/>
-          <w14:ligatures w14:val="none"/>
-        </w:rPr>
-        <w:t>Indian Cancer Society (</w:t>
-      </w:r>
-      <w:hyperlink r:id="rId7" w:history="1">
-        <w:r>
-          <w:rPr>
-            <w:rStyle w:val="Hyperlink"/>
-            <w:rFonts w:ascii="Calibri" w:eastAsia="Times New Roman" w:hAnsi="Calibri" w:cs="Calibri"/>
-            <w:kern w:val="0"/>
-            <w:lang w:val="en-IN" w:eastAsia="en-IN"/>
-            <w14:ligatures w14:val="none"/>
-          </w:rPr>
-          <w:t>https://www.indiancancersociety.org/</w:t>
-        </w:r>
-      </w:hyperlink>
-      <w:r>
-        <w:rPr>
-          <w:rFonts w:ascii="Calibri" w:eastAsia="Times New Roman" w:hAnsi="Calibri" w:cs="Calibri"/>
-          <w:color w:val="000000"/>
-          <w:kern w:val="0"/>
-          <w:lang w:val="en-IN" w:eastAsia="en-IN"/>
-          <w14:ligatures w14:val="none"/>
-        </w:rPr>
-        <w:t xml:space="preserve"> ).</w:t>
-      </w:r>
-    </w:p>
-    <w:p>
-      <w:pPr>
-        <w:pStyle w:val="ListParagraph"/>
-        <w:numPr>
-          <w:ilvl w:val="0"/>
-          <w:numId w:val="4"/>
-        </w:numPr>
-        <w:jc w:val="both"/>
-        <w:rPr>
-          <w:rFonts w:ascii="Calibri" w:eastAsia="Times New Roman" w:hAnsi="Calibri" w:cs="Calibri"/>
-          <w:color w:val="000000"/>
-          <w:kern w:val="0"/>
-          <w:lang w:val="en-IN" w:eastAsia="en-IN"/>
-          <w14:ligatures w14:val="none"/>
-        </w:rPr>
-      </w:pPr>
-      <w:r>
-        <w:rPr>
-          <w:rFonts w:ascii="Calibri" w:eastAsia="Times New Roman" w:hAnsi="Calibri" w:cs="Calibri"/>
-          <w:color w:val="000000"/>
-          <w:kern w:val="0"/>
-          <w:lang w:val="en-IN" w:eastAsia="en-IN"/>
-          <w14:ligatures w14:val="none"/>
-        </w:rPr>
-        <w:t>WE-CAN Project (</w:t>
-      </w:r>
-      <w:hyperlink r:id="rId8" w:history="1">
-        <w:r>
-          <w:rPr>
-            <w:rStyle w:val="Hyperlink"/>
-            <w:rFonts w:ascii="Calibri" w:eastAsia="Times New Roman" w:hAnsi="Calibri" w:cs="Calibri"/>
-            <w:kern w:val="0"/>
-            <w:lang w:val="en-IN" w:eastAsia="en-IN"/>
-            <w14:ligatures w14:val="none"/>
-          </w:rPr>
-          <w:t>https://www.wecanwecanwecan.com/</w:t>
-        </w:r>
-      </w:hyperlink>
-      <w:r>
-        <w:rPr>
-          <w:rFonts w:ascii="Calibri" w:eastAsia="Times New Roman" w:hAnsi="Calibri" w:cs="Calibri"/>
-          <w:color w:val="000000"/>
-          <w:kern w:val="0"/>
-          <w:lang w:val="en-IN" w:eastAsia="en-IN"/>
-          <w14:ligatures w14:val="none"/>
-        </w:rPr>
-        <w:t xml:space="preserve"> ).</w:t>
+        <w:t>Please update the text of the text message displayed in the “About Us” section of the website to read as follows:</w:t>
       </w:r>
     </w:p>
     <w:p>
@@ -302,7 +33,157 @@
           <w:lang w:val="en-IN" w:eastAsia="en-IN"/>
           <w14:ligatures w14:val="none"/>
         </w:rPr>
-        <w:t>The above programmes/organisations are engaged in both providing emotional support to cancer patients and spreading awareness about cancer and getting screened to detect cancer early, which raises the chances of surviving it.”</w:t>
+        <w:t>‘</w:t>
+      </w:r>
+      <w:r>
+        <w:rPr>
+          <w:rFonts w:ascii="Calibri" w:eastAsia="Times New Roman" w:hAnsi="Calibri" w:cs="Calibri"/>
+          <w:color w:val="000000"/>
+          <w:kern w:val="0"/>
+          <w:lang w:eastAsia="en-IN"/>
+          <w14:ligatures w14:val="none"/>
+        </w:rPr>
+        <w:t>This is a demo website meant to demonstrate some of the functionality intended for the final ICDTRA website. Currently, the Cancer Genomics section offers a limited selection of differential expression data from the genomics expression database EMBL-EBI Expression Atlas (</w:t>
+      </w:r>
+      <w:hyperlink r:id="rId5" w:tgtFrame="_blank" w:history="1">
+        <w:r>
+          <w:rPr>
+            <w:rStyle w:val="Hyperlink"/>
+            <w:rFonts w:ascii="Calibri" w:eastAsia="Times New Roman" w:hAnsi="Calibri" w:cs="Calibri"/>
+            <w:kern w:val="0"/>
+            <w:lang w:eastAsia="en-IN"/>
+            <w14:ligatures w14:val="none"/>
+          </w:rPr>
+          <w:t>https://www.ebi.ac.uk/gxa/home</w:t>
+        </w:r>
+      </w:hyperlink>
+      <w:r>
+        <w:rPr>
+          <w:rFonts w:ascii="Calibri" w:eastAsia="Times New Roman" w:hAnsi="Calibri" w:cs="Calibri"/>
+          <w:color w:val="000000"/>
+          <w:kern w:val="0"/>
+          <w:lang w:eastAsia="en-IN"/>
+          <w14:ligatures w14:val="none"/>
+        </w:rPr>
+        <w:t xml:space="preserve">), within the “Differential Gene Expression” sub-section, which also offers lists of the names of proteins/genes associated with signalling pathways, as sourced from the </w:t>
+      </w:r>
+      <w:proofErr w:type="spellStart"/>
+      <w:r>
+        <w:rPr>
+          <w:rFonts w:ascii="Calibri" w:eastAsia="Times New Roman" w:hAnsi="Calibri" w:cs="Calibri"/>
+          <w:color w:val="000000"/>
+          <w:kern w:val="0"/>
+          <w:lang w:eastAsia="en-IN"/>
+          <w14:ligatures w14:val="none"/>
+        </w:rPr>
+        <w:t>Reactome</w:t>
+      </w:r>
+      <w:proofErr w:type="spellEnd"/>
+      <w:r>
+        <w:rPr>
+          <w:rFonts w:ascii="Calibri" w:eastAsia="Times New Roman" w:hAnsi="Calibri" w:cs="Calibri"/>
+          <w:color w:val="000000"/>
+          <w:kern w:val="0"/>
+          <w:lang w:eastAsia="en-IN"/>
+          <w14:ligatures w14:val="none"/>
+        </w:rPr>
+        <w:t xml:space="preserve"> database’s Pathway Browser (</w:t>
+      </w:r>
+      <w:hyperlink r:id="rId6" w:tgtFrame="_blank" w:history="1">
+        <w:r>
+          <w:rPr>
+            <w:rStyle w:val="Hyperlink"/>
+            <w:rFonts w:ascii="Calibri" w:eastAsia="Times New Roman" w:hAnsi="Calibri" w:cs="Calibri"/>
+            <w:kern w:val="0"/>
+            <w:lang w:eastAsia="en-IN"/>
+            <w14:ligatures w14:val="none"/>
+          </w:rPr>
+          <w:t>https://reactome.org/PathwayBrowser/</w:t>
+        </w:r>
+      </w:hyperlink>
+      <w:r>
+        <w:rPr>
+          <w:rFonts w:ascii="Calibri" w:eastAsia="Times New Roman" w:hAnsi="Calibri" w:cs="Calibri"/>
+          <w:color w:val="000000"/>
+          <w:kern w:val="0"/>
+          <w:lang w:eastAsia="en-IN"/>
+          <w14:ligatures w14:val="none"/>
+        </w:rPr>
+        <w:t>). The “Gene Biomarker Data From Literature” sub-section lists data on biomarkers gathered from the literature on cancer. The Cancer Literature section currently allows users to search through a set of research articles featuring “cancer” and “differential expression” together in the title and/or the abstract, as well as listing “India” as the affiliation address of at least one of the authors of the paper. The list of publications can be viewed, and the articles can be downloaded as PDF files, in cases where the articles are open-source. The Cancer Proteomics section will operate similarly to the Cancer Genomics section, although the “differential protein expression with biological fold-change from a proteomics database” part of this section is not active, at present, owing to difficulties in obtaining freely available differential expression data, organised in a database, through automation. The Diagnostics section presently displays biomarker data drawn from the literature on cancer, by Google’s Notebook LM (</w:t>
+      </w:r>
+      <w:hyperlink r:id="rId7" w:tgtFrame="_blank" w:history="1">
+        <w:r>
+          <w:rPr>
+            <w:rStyle w:val="Hyperlink"/>
+            <w:rFonts w:ascii="Calibri" w:eastAsia="Times New Roman" w:hAnsi="Calibri" w:cs="Calibri"/>
+            <w:kern w:val="0"/>
+            <w:lang w:eastAsia="en-IN"/>
+            <w14:ligatures w14:val="none"/>
+          </w:rPr>
+          <w:t>https://notebooklm.google/</w:t>
+        </w:r>
+      </w:hyperlink>
+      <w:r>
+        <w:rPr>
+          <w:rFonts w:ascii="Calibri" w:eastAsia="Times New Roman" w:hAnsi="Calibri" w:cs="Calibri"/>
+          <w:color w:val="000000"/>
+          <w:kern w:val="0"/>
+          <w:lang w:eastAsia="en-IN"/>
+          <w14:ligatures w14:val="none"/>
+        </w:rPr>
+        <w:t xml:space="preserve">). The corresponding sub-sections in the Cancer Genomics and Cancer Proteomics sections are derived from the table in this section. </w:t>
+      </w:r>
+      <w:r>
+        <w:rPr>
+          <w:rFonts w:ascii="Calibri" w:eastAsia="Times New Roman" w:hAnsi="Calibri" w:cs="Calibri"/>
+          <w:color w:val="000000"/>
+          <w:kern w:val="0"/>
+          <w:lang w:eastAsia="en-IN"/>
+          <w14:ligatures w14:val="none"/>
+        </w:rPr>
+        <w:t xml:space="preserve">The Diagnostics section also mentions approaches that could be taken for providing information on diagnostics tools/techniques and biorepositories. The latter is useful for promoting research collaboration of cancer biorepositories with basic science cancer researchers. </w:t>
+      </w:r>
+      <w:r>
+        <w:rPr>
+          <w:rFonts w:ascii="Calibri" w:eastAsia="Times New Roman" w:hAnsi="Calibri" w:cs="Calibri"/>
+          <w:color w:val="000000"/>
+          <w:kern w:val="0"/>
+          <w:lang w:eastAsia="en-IN"/>
+          <w14:ligatures w14:val="none"/>
+        </w:rPr>
+        <w:t>The Treatment Options section presently displays a list of National Cancer Grid (NCG) member hospitals/institutes listed by the Tata Memorial Centre (TMC) (</w:t>
+      </w:r>
+      <w:hyperlink r:id="rId8" w:tgtFrame="_blank" w:history="1">
+        <w:r>
+          <w:rPr>
+            <w:rStyle w:val="Hyperlink"/>
+            <w:rFonts w:ascii="Calibri" w:eastAsia="Times New Roman" w:hAnsi="Calibri" w:cs="Calibri"/>
+            <w:kern w:val="0"/>
+            <w:lang w:eastAsia="en-IN"/>
+            <w14:ligatures w14:val="none"/>
+          </w:rPr>
+          <w:t>https://www.ncgindia.org/</w:t>
+        </w:r>
+      </w:hyperlink>
+      <w:r>
+        <w:rPr>
+          <w:rFonts w:ascii="Calibri" w:eastAsia="Times New Roman" w:hAnsi="Calibri" w:cs="Calibri"/>
+          <w:color w:val="000000"/>
+          <w:kern w:val="0"/>
+          <w:lang w:eastAsia="en-IN"/>
+          <w14:ligatures w14:val="none"/>
+        </w:rPr>
+        <w:t>).</w:t>
+      </w:r>
+      <w:r>
+        <w:rPr>
+          <w:rFonts w:ascii="Calibri" w:eastAsia="Times New Roman" w:hAnsi="Calibri" w:cs="Calibri"/>
+          <w:color w:val="000000"/>
+          <w:kern w:val="0"/>
+          <w:lang w:eastAsia="en-IN"/>
+          <w14:ligatures w14:val="none"/>
+        </w:rPr>
+        <w:t xml:space="preserve"> It also lists approaches to providing information to the user on drugs available in the Indian market. The Clinical Trials section lists approaches to informing the user about guidelines for the selection of patients as study subjects, drug-response prediction, druggable protein targets, and drugs under clinical trials. The Education section states that the cancer biology sub-section will be developed by referring to cancer biology review articles and taking input from the faculty at TMC-ACTREC. The Education section also houses sub-sections on high-throughput cancer data and cancer awareness programmes in India, providing relevant resources for both sub-sections.’</w:t>
       </w:r>
     </w:p>
     <w:sectPr>
@@ -1112,7 +993,7 @@
   <w:style w:type="paragraph" w:default="1" w:styleId="Normal">
     <w:name w:val="Normal"/>
     <w:qFormat/>
-    <w:rsid w:val="005535C0"/>
+    <w:rsid w:val="00DF5C2A"/>
     <w:rPr>
       <w:lang w:val="en-GB"/>
     </w:rPr>
